--- a/exports/cifso-certification-forms/valletta_site_trainer_candidate_qualifications.docx
+++ b/exports/cifso-certification-forms/valletta_site_trainer_candidate_qualifications.docx
@@ -71,7 +71,7 @@
           <w:sz w:val="15"/>
           <w:szCs w:val="15"/>
         </w:rPr>
-        <w:t xml:space="preserve">      </w:t>
+        <w:t xml:space="preserve">      </w:t>
       </w:r>
     </w:p>
     <w:p>
@@ -98,7 +98,7 @@
           <w:sz w:val="15"/>
           <w:szCs w:val="15"/>
         </w:rPr>
-        <w:t xml:space="preserve">      </w:t>
+        <w:t xml:space="preserve">      </w:t>
       </w:r>
     </w:p>
     <w:p>
@@ -202,6 +202,51 @@
               </w:rPr>
               <w:t xml:space="preserve">YEARS</w:t>
             </w:r>
+            <w:r>
+              <w:br/>
+            </w:r>
+            <w:sdt>
+              <w:sdtPr>
+                <w:dropDownList>
+                  <w:listItem w:displayText="Choose an item." w:value="Choose an item."/>
+                  <w:listItem w:displayText="Less than 1" w:value="Less than 1"/>
+                  <w:listItem w:displayText="1" w:value="1"/>
+                  <w:listItem w:displayText="2" w:value="2"/>
+                  <w:listItem w:displayText="3" w:value="3"/>
+                  <w:listItem w:displayText="4" w:value="4"/>
+                  <w:listItem w:displayText="5" w:value="5"/>
+                  <w:listItem w:displayText="6" w:value="6"/>
+                  <w:listItem w:displayText="7" w:value="7"/>
+                  <w:listItem w:displayText="8" w:value="8"/>
+                  <w:listItem w:displayText="9" w:value="9"/>
+                  <w:listItem w:displayText="10" w:value="10"/>
+                  <w:listItem w:displayText="11" w:value="11"/>
+                  <w:listItem w:displayText="12" w:value="12"/>
+                  <w:listItem w:displayText="13" w:value="13"/>
+                  <w:listItem w:displayText="14" w:value="14"/>
+                  <w:listItem w:displayText="15" w:value="15"/>
+                  <w:listItem w:displayText="16" w:value="16"/>
+                  <w:listItem w:displayText="17" w:value="17"/>
+                  <w:listItem w:displayText="18" w:value="18"/>
+                  <w:listItem w:displayText="19" w:value="19"/>
+                  <w:listItem w:displayText="20" w:value="20"/>
+                  <w:listItem w:displayText="20+" w:value="20+"/>
+                </w:dropDownList>
+              </w:sdtPr>
+              <w:sdtContent>
+                <w:r>
+                  <w:rPr>
+                    <w:rFonts w:ascii="Calibri" w:cs="Calibri" w:eastAsia="Calibri" w:hAnsi="Calibri"/>
+                    <w:i/>
+                    <w:iCs/>
+                    <w:color w:val="5B5F66"/>
+                    <w:sz w:val="20"/>
+                    <w:szCs w:val="20"/>
+                  </w:rPr>
+                  <w:t xml:space="preserve">Choose an item.</w:t>
+                </w:r>
+              </w:sdtContent>
+            </w:sdt>
           </w:p>
         </w:tc>
         <w:tc>
@@ -238,6 +283,13 @@
               </w:rPr>
               <w:t xml:space="preserve">MONTHS</w:t>
             </w:r>
+            <w:r>
+              <w:rPr>
+                <w:sz w:val="15"/>
+                <w:szCs w:val="15"/>
+              </w:rPr>
+              <w:t xml:space="preserve">      </w:t>
+            </w:r>
           </w:p>
         </w:tc>
       </w:tr>
@@ -293,12 +345,50 @@
         <w:t xml:space="preserve">YEARS OF EXPERIENCE</w:t>
       </w:r>
       <w:r>
-        <w:rPr>
-          <w:sz w:val="15"/>
-          <w:szCs w:val="15"/>
-        </w:rPr>
-        <w:t xml:space="preserve">      </w:t>
-      </w:r>
+        <w:br/>
+      </w:r>
+      <w:sdt>
+        <w:sdtPr>
+          <w:dropDownList>
+            <w:listItem w:displayText="Choose an item." w:value="Choose an item."/>
+            <w:listItem w:displayText="Less than 1" w:value="Less than 1"/>
+            <w:listItem w:displayText="1" w:value="1"/>
+            <w:listItem w:displayText="2" w:value="2"/>
+            <w:listItem w:displayText="3" w:value="3"/>
+            <w:listItem w:displayText="4" w:value="4"/>
+            <w:listItem w:displayText="5" w:value="5"/>
+            <w:listItem w:displayText="6" w:value="6"/>
+            <w:listItem w:displayText="7" w:value="7"/>
+            <w:listItem w:displayText="8" w:value="8"/>
+            <w:listItem w:displayText="9" w:value="9"/>
+            <w:listItem w:displayText="10" w:value="10"/>
+            <w:listItem w:displayText="11" w:value="11"/>
+            <w:listItem w:displayText="12" w:value="12"/>
+            <w:listItem w:displayText="13" w:value="13"/>
+            <w:listItem w:displayText="14" w:value="14"/>
+            <w:listItem w:displayText="15" w:value="15"/>
+            <w:listItem w:displayText="16" w:value="16"/>
+            <w:listItem w:displayText="17" w:value="17"/>
+            <w:listItem w:displayText="18" w:value="18"/>
+            <w:listItem w:displayText="19" w:value="19"/>
+            <w:listItem w:displayText="20" w:value="20"/>
+            <w:listItem w:displayText="20+" w:value="20+"/>
+          </w:dropDownList>
+        </w:sdtPr>
+        <w:sdtContent>
+          <w:r>
+            <w:rPr>
+              <w:rFonts w:ascii="Calibri" w:cs="Calibri" w:eastAsia="Calibri" w:hAnsi="Calibri"/>
+              <w:i/>
+              <w:iCs/>
+              <w:color w:val="5B5F66"/>
+              <w:sz w:val="20"/>
+              <w:szCs w:val="20"/>
+            </w:rPr>
+            <w:t xml:space="preserve">Choose an item.</w:t>
+          </w:r>
+        </w:sdtContent>
+      </w:sdt>
     </w:p>
     <w:p>
       <w:pPr>
@@ -351,12 +441,50 @@
         <w:t xml:space="preserve">YEARS OF EXPERIENCE</w:t>
       </w:r>
       <w:r>
-        <w:rPr>
-          <w:sz w:val="15"/>
-          <w:szCs w:val="15"/>
-        </w:rPr>
-        <w:t xml:space="preserve">      </w:t>
-      </w:r>
+        <w:br/>
+      </w:r>
+      <w:sdt>
+        <w:sdtPr>
+          <w:dropDownList>
+            <w:listItem w:displayText="Choose an item." w:value="Choose an item."/>
+            <w:listItem w:displayText="Less than 1" w:value="Less than 1"/>
+            <w:listItem w:displayText="1" w:value="1"/>
+            <w:listItem w:displayText="2" w:value="2"/>
+            <w:listItem w:displayText="3" w:value="3"/>
+            <w:listItem w:displayText="4" w:value="4"/>
+            <w:listItem w:displayText="5" w:value="5"/>
+            <w:listItem w:displayText="6" w:value="6"/>
+            <w:listItem w:displayText="7" w:value="7"/>
+            <w:listItem w:displayText="8" w:value="8"/>
+            <w:listItem w:displayText="9" w:value="9"/>
+            <w:listItem w:displayText="10" w:value="10"/>
+            <w:listItem w:displayText="11" w:value="11"/>
+            <w:listItem w:displayText="12" w:value="12"/>
+            <w:listItem w:displayText="13" w:value="13"/>
+            <w:listItem w:displayText="14" w:value="14"/>
+            <w:listItem w:displayText="15" w:value="15"/>
+            <w:listItem w:displayText="16" w:value="16"/>
+            <w:listItem w:displayText="17" w:value="17"/>
+            <w:listItem w:displayText="18" w:value="18"/>
+            <w:listItem w:displayText="19" w:value="19"/>
+            <w:listItem w:displayText="20" w:value="20"/>
+            <w:listItem w:displayText="20+" w:value="20+"/>
+          </w:dropDownList>
+        </w:sdtPr>
+        <w:sdtContent>
+          <w:r>
+            <w:rPr>
+              <w:rFonts w:ascii="Calibri" w:cs="Calibri" w:eastAsia="Calibri" w:hAnsi="Calibri"/>
+              <w:i/>
+              <w:iCs/>
+              <w:color w:val="5B5F66"/>
+              <w:sz w:val="20"/>
+              <w:szCs w:val="20"/>
+            </w:rPr>
+            <w:t xml:space="preserve">Choose an item.</w:t>
+          </w:r>
+        </w:sdtContent>
+      </w:sdt>
     </w:p>
     <w:p>
       <w:pPr>
@@ -405,191 +533,6 @@
           <w:szCs w:val="21"/>
         </w:rPr>
         <w:t xml:space="preserve">REQUIRED CERTIFICATIONS – FEMA CERTIFICATIONS</w:t>
-      </w:r>
-    </w:p>
-    <w:p>
-      <w:pPr>
-        <w:pBdr>
-          <w:bottom w:val="single" w:color="D8D9DB" w:sz="4" w:space="4"/>
-        </w:pBdr>
-        <w:spacing w:after="60" w:before="120"/>
-      </w:pPr>
-      <w:r>
-        <w:rPr>
-          <w:rFonts w:ascii="Arial" w:cs="Arial" w:eastAsia="Arial" w:hAnsi="Arial"/>
-          <w:b/>
-          <w:bCs/>
-          <w:color w:val="FF002B"/>
-          <w:spacing w:val="3"/>
-          <w:sz w:val="15"/>
-          <w:szCs w:val="15"/>
-        </w:rPr>
-        <w:t xml:space="preserve">FEMA ICS-100 – DATE OF COMPLETION</w:t>
-      </w:r>
-      <w:r>
-        <w:rPr>
-          <w:sz w:val="15"/>
-          <w:szCs w:val="15"/>
-        </w:rPr>
-        <w:t xml:space="preserve">      </w:t>
-      </w:r>
-    </w:p>
-    <w:p>
-      <w:pPr>
-        <w:pBdr>
-          <w:bottom w:val="single" w:color="D8D9DB" w:sz="4" w:space="4"/>
-        </w:pBdr>
-        <w:spacing w:after="60" w:before="120"/>
-      </w:pPr>
-      <w:r>
-        <w:rPr>
-          <w:rFonts w:ascii="Arial" w:cs="Arial" w:eastAsia="Arial" w:hAnsi="Arial"/>
-          <w:b/>
-          <w:bCs/>
-          <w:color w:val="FF002B"/>
-          <w:spacing w:val="3"/>
-          <w:sz w:val="15"/>
-          <w:szCs w:val="15"/>
-        </w:rPr>
-        <w:t xml:space="preserve">FEMA ICS-200 – DATE OF COMPLETION</w:t>
-      </w:r>
-      <w:r>
-        <w:rPr>
-          <w:sz w:val="15"/>
-          <w:szCs w:val="15"/>
-        </w:rPr>
-        <w:t xml:space="preserve">      </w:t>
-      </w:r>
-    </w:p>
-    <w:p>
-      <w:pPr>
-        <w:pBdr>
-          <w:bottom w:val="single" w:color="D8D9DB" w:sz="4" w:space="4"/>
-        </w:pBdr>
-        <w:spacing w:after="60" w:before="120"/>
-      </w:pPr>
-      <w:r>
-        <w:rPr>
-          <w:rFonts w:ascii="Arial" w:cs="Arial" w:eastAsia="Arial" w:hAnsi="Arial"/>
-          <w:b/>
-          <w:bCs/>
-          <w:color w:val="FF002B"/>
-          <w:spacing w:val="3"/>
-          <w:sz w:val="15"/>
-          <w:szCs w:val="15"/>
-        </w:rPr>
-        <w:t xml:space="preserve">FEMA IS-700 – DATE OF COMPLETION</w:t>
-      </w:r>
-      <w:r>
-        <w:rPr>
-          <w:sz w:val="15"/>
-          <w:szCs w:val="15"/>
-        </w:rPr>
-        <w:t xml:space="preserve">      </w:t>
-      </w:r>
-    </w:p>
-    <w:p>
-      <w:pPr>
-        <w:pBdr>
-          <w:bottom w:val="single" w:color="D8D9DB" w:sz="4" w:space="4"/>
-        </w:pBdr>
-        <w:spacing w:after="60" w:before="120"/>
-      </w:pPr>
-      <w:r>
-        <w:rPr>
-          <w:rFonts w:ascii="Arial" w:cs="Arial" w:eastAsia="Arial" w:hAnsi="Arial"/>
-          <w:b/>
-          <w:bCs/>
-          <w:color w:val="FF002B"/>
-          <w:spacing w:val="3"/>
-          <w:sz w:val="15"/>
-          <w:szCs w:val="15"/>
-        </w:rPr>
-        <w:t xml:space="preserve">FEMA IS-800 – DATE OF COMPLETION</w:t>
-      </w:r>
-      <w:r>
-        <w:rPr>
-          <w:sz w:val="15"/>
-          <w:szCs w:val="15"/>
-        </w:rPr>
-        <w:t xml:space="preserve">      </w:t>
-      </w:r>
-    </w:p>
-    <w:p>
-      <w:pPr>
-        <w:pBdr>
-          <w:bottom w:val="single" w:color="FF002B" w:sz="10" w:space="4"/>
-        </w:pBdr>
-        <w:spacing w:after="120" w:before="200"/>
-      </w:pPr>
-      <w:r>
-        <w:rPr>
-          <w:rFonts w:ascii="Arial" w:cs="Arial" w:eastAsia="Arial" w:hAnsi="Arial"/>
-          <w:b/>
-          <w:bCs/>
-          <w:color w:val="0A0A0A"/>
-          <w:sz w:val="18"/>
-          <w:szCs w:val="18"/>
-        </w:rPr>
-        <w:t xml:space="preserve">NRA LE TACTICAL SHOOTING FIREARMS INSTRUCTOR SCHOOL OR SIMILAR APPROVED BY THE COR</w:t>
-      </w:r>
-    </w:p>
-    <w:p>
-      <w:pPr>
-        <w:spacing w:after="90" w:before="90"/>
-        <w:ind w:left="0"/>
-      </w:pPr>
-      <w:sdt>
-        <w:sdtPr>
-          <w14:checkbox>
-            <w14:checked w14:val="0"/>
-            <w14:checkedState w14:val="2612" w14:font="MS Gothic"/>
-            <w14:uncheckedState w14:val="2610" w14:font="MS Gothic"/>
-          </w14:checkbox>
-        </w:sdtPr>
-        <w:sdtContent>
-          <w:r>
-            <w:sym w:char="2610" w:font="MS Gothic"/>
-          </w:r>
-        </w:sdtContent>
-      </w:sdt>
-      <w:r>
-        <w:rPr>
-          <w:rFonts w:ascii="Calibri" w:cs="Calibri" w:eastAsia="Calibri" w:hAnsi="Calibri"/>
-          <w:b w:val="false"/>
-          <w:bCs w:val="false"/>
-          <w:color w:val="26282B"/>
-          <w:sz w:val="20"/>
-          <w:szCs w:val="20"/>
-        </w:rPr>
-        <w:t xml:space="preserve">  Candidate Is Certified as a LE Firearms Instructor</w:t>
-      </w:r>
-    </w:p>
-    <w:p>
-      <w:pPr>
-        <w:pBdr>
-          <w:bottom w:val="single" w:color="D8D9DB" w:sz="4" w:space="4"/>
-        </w:pBdr>
-        <w:spacing w:after="60" w:before="120"/>
-      </w:pPr>
-      <w:r>
-        <w:rPr>
-          <w:rFonts w:ascii="Arial" w:cs="Arial" w:eastAsia="Arial" w:hAnsi="Arial"/>
-          <w:b/>
-          <w:bCs/>
-          <w:color w:val="FF002B"/>
-          <w:spacing w:val="3"/>
-          <w:sz w:val="15"/>
-          <w:szCs w:val="15"/>
-        </w:rPr>
-        <w:t xml:space="preserve">SCHOOL/AGENCY</w:t>
-      </w:r>
-      <w:r>
-        <w:rPr>
-          <w:sz w:val="15"/>
-          <w:szCs w:val="15"/>
-        </w:rPr>
-        <w:t xml:space="preserve">      </w:t>
       </w:r>
     </w:p>
     <w:tbl>
@@ -641,8 +584,33 @@
                 <w:sz w:val="15"/>
                 <w:szCs w:val="15"/>
               </w:rPr>
-              <w:t xml:space="preserve">DATE OF COMPLETION</w:t>
-            </w:r>
+              <w:t xml:space="preserve">FEMA ICS-100</w:t>
+            </w:r>
+            <w:r>
+              <w:br/>
+            </w:r>
+            <w:sdt>
+              <w:sdtPr>
+                <w:dropDownList>
+                  <w:listItem w:displayText="Choose an item." w:value="Choose an item."/>
+                  <w:listItem w:displayText="Yes" w:value="Yes"/>
+                  <w:listItem w:displayText="No" w:value="No"/>
+                </w:dropDownList>
+              </w:sdtPr>
+              <w:sdtContent>
+                <w:r>
+                  <w:rPr>
+                    <w:rFonts w:ascii="Calibri" w:cs="Calibri" w:eastAsia="Calibri" w:hAnsi="Calibri"/>
+                    <w:i/>
+                    <w:iCs/>
+                    <w:color w:val="5B5F66"/>
+                    <w:sz w:val="20"/>
+                    <w:szCs w:val="20"/>
+                  </w:rPr>
+                  <w:t xml:space="preserve">Choose an item.</w:t>
+                </w:r>
+              </w:sdtContent>
+            </w:sdt>
           </w:p>
         </w:tc>
         <w:tc>
@@ -677,97 +645,38 @@
                 <w:sz w:val="15"/>
                 <w:szCs w:val="15"/>
               </w:rPr>
-              <w:t xml:space="preserve">PENDING DATE OF COMPLETION</w:t>
-            </w:r>
+              <w:t xml:space="preserve">DATE OF COMPLETION</w:t>
+            </w:r>
+            <w:r>
+              <w:br/>
+            </w:r>
+            <w:sdt>
+              <w:sdtPr>
+                <w:date>
+                  <w:dateFormat w:val="M/d/yyyy"/>
+                  <w:lid w:val="en-US"/>
+                  <w:storeMappedDataAs w:val="dateTime"/>
+                  <w:calendar w:val="gregorian"/>
+                </w:date>
+              </w:sdtPr>
+              <w:sdtContent>
+                <w:r>
+                  <w:rPr>
+                    <w:rFonts w:ascii="Calibri" w:cs="Calibri" w:eastAsia="Calibri" w:hAnsi="Calibri"/>
+                    <w:i/>
+                    <w:iCs/>
+                    <w:color w:val="5B5F66"/>
+                    <w:sz w:val="20"/>
+                    <w:szCs w:val="20"/>
+                  </w:rPr>
+                  <w:t xml:space="preserve">Click or tap to enter a date.</w:t>
+                </w:r>
+              </w:sdtContent>
+            </w:sdt>
           </w:p>
         </w:tc>
       </w:tr>
     </w:tbl>
-    <w:p>
-      <w:pPr>
-        <w:pBdr>
-          <w:bottom w:val="single" w:color="D8D9DB" w:sz="4" w:space="4"/>
-        </w:pBdr>
-        <w:spacing w:after="60" w:before="120"/>
-      </w:pPr>
-      <w:r>
-        <w:rPr>
-          <w:rFonts w:ascii="Arial" w:cs="Arial" w:eastAsia="Arial" w:hAnsi="Arial"/>
-          <w:b/>
-          <w:bCs/>
-          <w:color w:val="FF002B"/>
-          <w:spacing w:val="3"/>
-          <w:sz w:val="15"/>
-          <w:szCs w:val="15"/>
-        </w:rPr>
-        <w:t xml:space="preserve">CERTIFICATION EXPIRATION DATE</w:t>
-      </w:r>
-      <w:r>
-        <w:rPr>
-          <w:sz w:val="15"/>
-          <w:szCs w:val="15"/>
-        </w:rPr>
-        <w:t xml:space="preserve">      </w:t>
-      </w:r>
-    </w:p>
-    <w:p>
-      <w:pPr>
-        <w:spacing w:after="90" w:before="90"/>
-        <w:ind w:left="0"/>
-      </w:pPr>
-      <w:sdt>
-        <w:sdtPr>
-          <w14:checkbox>
-            <w14:checked w14:val="0"/>
-            <w14:checkedState w14:val="2612" w14:font="MS Gothic"/>
-            <w14:uncheckedState w14:val="2610" w14:font="MS Gothic"/>
-          </w14:checkbox>
-        </w:sdtPr>
-        <w:sdtContent>
-          <w:r>
-            <w:sym w:char="2610" w:font="MS Gothic"/>
-          </w:r>
-        </w:sdtContent>
-      </w:sdt>
-      <w:r>
-        <w:rPr>
-          <w:rFonts w:ascii="Calibri" w:cs="Calibri" w:eastAsia="Calibri" w:hAnsi="Calibri"/>
-          <w:b w:val="false"/>
-          <w:bCs w:val="false"/>
-          <w:color w:val="26282B"/>
-          <w:sz w:val="20"/>
-          <w:szCs w:val="20"/>
-        </w:rPr>
-        <w:t xml:space="preserve">  Candidate Is Certified as a LE Tactical Firearms Instructor</w:t>
-      </w:r>
-    </w:p>
-    <w:p>
-      <w:pPr>
-        <w:pBdr>
-          <w:bottom w:val="single" w:color="D8D9DB" w:sz="4" w:space="4"/>
-        </w:pBdr>
-        <w:spacing w:after="60" w:before="120"/>
-      </w:pPr>
-      <w:r>
-        <w:rPr>
-          <w:rFonts w:ascii="Arial" w:cs="Arial" w:eastAsia="Arial" w:hAnsi="Arial"/>
-          <w:b/>
-          <w:bCs/>
-          <w:color w:val="FF002B"/>
-          <w:spacing w:val="3"/>
-          <w:sz w:val="15"/>
-          <w:szCs w:val="15"/>
-        </w:rPr>
-        <w:t xml:space="preserve">SCHOOL/AGENCY</w:t>
-      </w:r>
-      <w:r>
-        <w:rPr>
-          <w:sz w:val="15"/>
-          <w:szCs w:val="15"/>
-        </w:rPr>
-        <w:t xml:space="preserve">      </w:t>
-      </w:r>
-    </w:p>
     <w:tbl>
       <w:tblPr>
         <w:tblW w:type="pct" w:w="100%"/>
@@ -817,8 +726,33 @@
                 <w:sz w:val="15"/>
                 <w:szCs w:val="15"/>
               </w:rPr>
-              <w:t xml:space="preserve">DATE OF COMPLETION</w:t>
-            </w:r>
+              <w:t xml:space="preserve">FEMA ICS-200</w:t>
+            </w:r>
+            <w:r>
+              <w:br/>
+            </w:r>
+            <w:sdt>
+              <w:sdtPr>
+                <w:dropDownList>
+                  <w:listItem w:displayText="Choose an item." w:value="Choose an item."/>
+                  <w:listItem w:displayText="Yes" w:value="Yes"/>
+                  <w:listItem w:displayText="No" w:value="No"/>
+                </w:dropDownList>
+              </w:sdtPr>
+              <w:sdtContent>
+                <w:r>
+                  <w:rPr>
+                    <w:rFonts w:ascii="Calibri" w:cs="Calibri" w:eastAsia="Calibri" w:hAnsi="Calibri"/>
+                    <w:i/>
+                    <w:iCs/>
+                    <w:color w:val="5B5F66"/>
+                    <w:sz w:val="20"/>
+                    <w:szCs w:val="20"/>
+                  </w:rPr>
+                  <w:t xml:space="preserve">Choose an item.</w:t>
+                </w:r>
+              </w:sdtContent>
+            </w:sdt>
           </w:p>
         </w:tc>
         <w:tc>
@@ -853,103 +787,38 @@
                 <w:sz w:val="15"/>
                 <w:szCs w:val="15"/>
               </w:rPr>
-              <w:t xml:space="preserve">PENDING DATE OF COMPLETION</w:t>
-            </w:r>
+              <w:t xml:space="preserve">DATE OF COMPLETION</w:t>
+            </w:r>
+            <w:r>
+              <w:br/>
+            </w:r>
+            <w:sdt>
+              <w:sdtPr>
+                <w:date>
+                  <w:dateFormat w:val="M/d/yyyy"/>
+                  <w:lid w:val="en-US"/>
+                  <w:storeMappedDataAs w:val="dateTime"/>
+                  <w:calendar w:val="gregorian"/>
+                </w:date>
+              </w:sdtPr>
+              <w:sdtContent>
+                <w:r>
+                  <w:rPr>
+                    <w:rFonts w:ascii="Calibri" w:cs="Calibri" w:eastAsia="Calibri" w:hAnsi="Calibri"/>
+                    <w:i/>
+                    <w:iCs/>
+                    <w:color w:val="5B5F66"/>
+                    <w:sz w:val="20"/>
+                    <w:szCs w:val="20"/>
+                  </w:rPr>
+                  <w:t xml:space="preserve">Click or tap to enter a date.</w:t>
+                </w:r>
+              </w:sdtContent>
+            </w:sdt>
           </w:p>
         </w:tc>
       </w:tr>
     </w:tbl>
-    <w:p>
-      <w:pPr>
-        <w:pBdr>
-          <w:bottom w:val="single" w:color="D8D9DB" w:sz="4" w:space="4"/>
-        </w:pBdr>
-        <w:spacing w:after="60" w:before="120"/>
-      </w:pPr>
-      <w:r>
-        <w:rPr>
-          <w:rFonts w:ascii="Arial" w:cs="Arial" w:eastAsia="Arial" w:hAnsi="Arial"/>
-          <w:b/>
-          <w:bCs/>
-          <w:color w:val="FF002B"/>
-          <w:spacing w:val="3"/>
-          <w:sz w:val="15"/>
-          <w:szCs w:val="15"/>
-        </w:rPr>
-        <w:t xml:space="preserve">CERTIFICATION EXPIRATION DATE</w:t>
-      </w:r>
-      <w:r>
-        <w:rPr>
-          <w:sz w:val="15"/>
-          <w:szCs w:val="15"/>
-        </w:rPr>
-        <w:t xml:space="preserve">      </w:t>
-      </w:r>
-    </w:p>
-    <w:p>
-      <w:pPr>
-        <w:shd w:fill="0A0A0A" w:color="auto" w:val="clear"/>
-        <w:spacing w:after="160" w:before="260"/>
-        <w:ind w:left="100"/>
-      </w:pPr>
-      <w:r>
-        <w:rPr>
-          <w:rFonts w:ascii="Bookman Old Style" w:cs="Bookman Old Style" w:eastAsia="Bookman Old Style" w:hAnsi="Bookman Old Style"/>
-          <w:b/>
-          <w:bCs/>
-          <w:color w:val="FFFFFF"/>
-          <w:sz w:val="21"/>
-          <w:szCs w:val="21"/>
-        </w:rPr>
-        <w:t xml:space="preserve">ADDITIONAL TRAINING AND CERTIFICATIONS</w:t>
-      </w:r>
-    </w:p>
-    <w:p>
-      <w:pPr>
-        <w:pBdr>
-          <w:bottom w:val="single" w:color="FF002B" w:sz="10" w:space="4"/>
-        </w:pBdr>
-        <w:spacing w:after="120" w:before="200"/>
-      </w:pPr>
-      <w:r>
-        <w:rPr>
-          <w:rFonts w:ascii="Arial" w:cs="Arial" w:eastAsia="Arial" w:hAnsi="Arial"/>
-          <w:b/>
-          <w:bCs/>
-          <w:color w:val="0A0A0A"/>
-          <w:sz w:val="18"/>
-          <w:szCs w:val="18"/>
-        </w:rPr>
-        <w:t xml:space="preserve">TACTICAL MEDICAL INSTRUCTOR COURSE</w:t>
-      </w:r>
-    </w:p>
-    <w:p>
-      <w:pPr>
-        <w:pBdr>
-          <w:bottom w:val="single" w:color="D8D9DB" w:sz="4" w:space="4"/>
-        </w:pBdr>
-        <w:spacing w:after="60" w:before="120"/>
-      </w:pPr>
-      <w:r>
-        <w:rPr>
-          <w:rFonts w:ascii="Arial" w:cs="Arial" w:eastAsia="Arial" w:hAnsi="Arial"/>
-          <w:b/>
-          <w:bCs/>
-          <w:color w:val="FF002B"/>
-          <w:spacing w:val="3"/>
-          <w:sz w:val="15"/>
-          <w:szCs w:val="15"/>
-        </w:rPr>
-        <w:t xml:space="preserve">SCHOOL/AGENCY NAME</w:t>
-      </w:r>
-      <w:r>
-        <w:rPr>
-          <w:sz w:val="15"/>
-          <w:szCs w:val="15"/>
-        </w:rPr>
-        <w:t xml:space="preserve">      </w:t>
-      </w:r>
-    </w:p>
     <w:tbl>
       <w:tblPr>
         <w:tblW w:type="pct" w:w="100%"/>
@@ -999,8 +868,33 @@
                 <w:sz w:val="15"/>
                 <w:szCs w:val="15"/>
               </w:rPr>
-              <w:t xml:space="preserve">DATE OF COMPLETION</w:t>
-            </w:r>
+              <w:t xml:space="preserve">FEMA IS-700</w:t>
+            </w:r>
+            <w:r>
+              <w:br/>
+            </w:r>
+            <w:sdt>
+              <w:sdtPr>
+                <w:dropDownList>
+                  <w:listItem w:displayText="Choose an item." w:value="Choose an item."/>
+                  <w:listItem w:displayText="Yes" w:value="Yes"/>
+                  <w:listItem w:displayText="No" w:value="No"/>
+                </w:dropDownList>
+              </w:sdtPr>
+              <w:sdtContent>
+                <w:r>
+                  <w:rPr>
+                    <w:rFonts w:ascii="Calibri" w:cs="Calibri" w:eastAsia="Calibri" w:hAnsi="Calibri"/>
+                    <w:i/>
+                    <w:iCs/>
+                    <w:color w:val="5B5F66"/>
+                    <w:sz w:val="20"/>
+                    <w:szCs w:val="20"/>
+                  </w:rPr>
+                  <w:t xml:space="preserve">Choose an item.</w:t>
+                </w:r>
+              </w:sdtContent>
+            </w:sdt>
           </w:p>
         </w:tc>
         <w:tc>
@@ -1035,89 +929,38 @@
                 <w:sz w:val="15"/>
                 <w:szCs w:val="15"/>
               </w:rPr>
-              <w:t xml:space="preserve">COURSE DATE</w:t>
-            </w:r>
+              <w:t xml:space="preserve">DATE OF COMPLETION</w:t>
+            </w:r>
+            <w:r>
+              <w:br/>
+            </w:r>
+            <w:sdt>
+              <w:sdtPr>
+                <w:date>
+                  <w:dateFormat w:val="M/d/yyyy"/>
+                  <w:lid w:val="en-US"/>
+                  <w:storeMappedDataAs w:val="dateTime"/>
+                  <w:calendar w:val="gregorian"/>
+                </w:date>
+              </w:sdtPr>
+              <w:sdtContent>
+                <w:r>
+                  <w:rPr>
+                    <w:rFonts w:ascii="Calibri" w:cs="Calibri" w:eastAsia="Calibri" w:hAnsi="Calibri"/>
+                    <w:i/>
+                    <w:iCs/>
+                    <w:color w:val="5B5F66"/>
+                    <w:sz w:val="20"/>
+                    <w:szCs w:val="20"/>
+                  </w:rPr>
+                  <w:t xml:space="preserve">Click or tap to enter a date.</w:t>
+                </w:r>
+              </w:sdtContent>
+            </w:sdt>
           </w:p>
         </w:tc>
       </w:tr>
     </w:tbl>
-    <w:p>
-      <w:pPr>
-        <w:spacing w:after="90" w:before="90"/>
-        <w:ind w:left="0"/>
-      </w:pPr>
-      <w:sdt>
-        <w:sdtPr>
-          <w14:checkbox>
-            <w14:checked w14:val="0"/>
-            <w14:checkedState w14:val="2612" w14:font="MS Gothic"/>
-            <w14:uncheckedState w14:val="2610" w14:font="MS Gothic"/>
-          </w14:checkbox>
-        </w:sdtPr>
-        <w:sdtContent>
-          <w:r>
-            <w:sym w:char="2610" w:font="MS Gothic"/>
-          </w:r>
-        </w:sdtContent>
-      </w:sdt>
-      <w:r>
-        <w:rPr>
-          <w:rFonts w:ascii="Calibri" w:cs="Calibri" w:eastAsia="Calibri" w:hAnsi="Calibri"/>
-          <w:b w:val="false"/>
-          <w:bCs w:val="false"/>
-          <w:color w:val="26282B"/>
-          <w:sz w:val="20"/>
-          <w:szCs w:val="20"/>
-        </w:rPr>
-        <w:t xml:space="preserve">  To Be Determined</w:t>
-      </w:r>
-    </w:p>
-    <w:p>
-      <w:pPr>
-        <w:pBdr>
-          <w:bottom w:val="single" w:color="FF002B" w:sz="10" w:space="4"/>
-        </w:pBdr>
-        <w:spacing w:after="120" w:before="200"/>
-      </w:pPr>
-      <w:r>
-        <w:rPr>
-          <w:rFonts w:ascii="Arial" w:cs="Arial" w:eastAsia="Arial" w:hAnsi="Arial"/>
-          <w:b/>
-          <w:bCs/>
-          <w:color w:val="0A0A0A"/>
-          <w:sz w:val="18"/>
-          <w:szCs w:val="18"/>
-        </w:rPr>
-        <w:t xml:space="preserve">ARMORER SCHOOL – PISTOL</w:t>
-      </w:r>
-    </w:p>
-    <w:p>
-      <w:pPr>
-        <w:pBdr>
-          <w:bottom w:val="single" w:color="D8D9DB" w:sz="4" w:space="4"/>
-        </w:pBdr>
-        <w:spacing w:after="60" w:before="120"/>
-      </w:pPr>
-      <w:r>
-        <w:rPr>
-          <w:rFonts w:ascii="Arial" w:cs="Arial" w:eastAsia="Arial" w:hAnsi="Arial"/>
-          <w:b/>
-          <w:bCs/>
-          <w:color w:val="FF002B"/>
-          <w:spacing w:val="3"/>
-          <w:sz w:val="15"/>
-          <w:szCs w:val="15"/>
-        </w:rPr>
-        <w:t xml:space="preserve">SCHOOL/AGENCY NAME</w:t>
-      </w:r>
-      <w:r>
-        <w:rPr>
-          <w:sz w:val="15"/>
-          <w:szCs w:val="15"/>
-        </w:rPr>
-        <w:t xml:space="preserve">      </w:t>
-      </w:r>
-    </w:p>
     <w:tbl>
       <w:tblPr>
         <w:tblW w:type="pct" w:w="100%"/>
@@ -1167,8 +1010,33 @@
                 <w:sz w:val="15"/>
                 <w:szCs w:val="15"/>
               </w:rPr>
-              <w:t xml:space="preserve">DATE OF COMPLETION</w:t>
-            </w:r>
+              <w:t xml:space="preserve">FEMA IS-800</w:t>
+            </w:r>
+            <w:r>
+              <w:br/>
+            </w:r>
+            <w:sdt>
+              <w:sdtPr>
+                <w:dropDownList>
+                  <w:listItem w:displayText="Choose an item." w:value="Choose an item."/>
+                  <w:listItem w:displayText="Yes" w:value="Yes"/>
+                  <w:listItem w:displayText="No" w:value="No"/>
+                </w:dropDownList>
+              </w:sdtPr>
+              <w:sdtContent>
+                <w:r>
+                  <w:rPr>
+                    <w:rFonts w:ascii="Calibri" w:cs="Calibri" w:eastAsia="Calibri" w:hAnsi="Calibri"/>
+                    <w:i/>
+                    <w:iCs/>
+                    <w:color w:val="5B5F66"/>
+                    <w:sz w:val="20"/>
+                    <w:szCs w:val="20"/>
+                  </w:rPr>
+                  <w:t xml:space="preserve">Choose an item.</w:t>
+                </w:r>
+              </w:sdtContent>
+            </w:sdt>
           </w:p>
         </w:tc>
         <w:tc>
@@ -1203,8 +1071,34 @@
                 <w:sz w:val="15"/>
                 <w:szCs w:val="15"/>
               </w:rPr>
-              <w:t xml:space="preserve">ANTICIPATED COURSE DATE</w:t>
-            </w:r>
+              <w:t xml:space="preserve">DATE OF COMPLETION</w:t>
+            </w:r>
+            <w:r>
+              <w:br/>
+            </w:r>
+            <w:sdt>
+              <w:sdtPr>
+                <w:date>
+                  <w:dateFormat w:val="M/d/yyyy"/>
+                  <w:lid w:val="en-US"/>
+                  <w:storeMappedDataAs w:val="dateTime"/>
+                  <w:calendar w:val="gregorian"/>
+                </w:date>
+              </w:sdtPr>
+              <w:sdtContent>
+                <w:r>
+                  <w:rPr>
+                    <w:rFonts w:ascii="Calibri" w:cs="Calibri" w:eastAsia="Calibri" w:hAnsi="Calibri"/>
+                    <w:i/>
+                    <w:iCs/>
+                    <w:color w:val="5B5F66"/>
+                    <w:sz w:val="20"/>
+                    <w:szCs w:val="20"/>
+                  </w:rPr>
+                  <w:t xml:space="preserve">Click or tap to enter a date.</w:t>
+                </w:r>
+              </w:sdtContent>
+            </w:sdt>
           </w:p>
         </w:tc>
       </w:tr>
@@ -1225,7 +1119,38 @@
           <w:sz w:val="18"/>
           <w:szCs w:val="18"/>
         </w:rPr>
-        <w:t xml:space="preserve">ARMORER SCHOOL – RIFLE</w:t>
+        <w:t xml:space="preserve">NRA LE TACTICAL SHOOTING FIREARMS INSTRUCTOR SCHOOL OR SIMILAR APPROVED BY THE COR</w:t>
+      </w:r>
+    </w:p>
+    <w:p>
+      <w:pPr>
+        <w:spacing w:after="90" w:before="90"/>
+        <w:ind w:left="0"/>
+      </w:pPr>
+      <w:sdt>
+        <w:sdtPr>
+          <w14:checkbox>
+            <w14:checked w14:val="0"/>
+            <w14:checkedState w14:val="2612" w14:font="MS Gothic"/>
+            <w14:uncheckedState w14:val="2610" w14:font="MS Gothic"/>
+          </w14:checkbox>
+        </w:sdtPr>
+        <w:sdtContent>
+          <w:r>
+            <w:sym w:char="2610" w:font="MS Gothic"/>
+          </w:r>
+        </w:sdtContent>
+      </w:sdt>
+      <w:r>
+        <w:rPr>
+          <w:rFonts w:ascii="Calibri" w:cs="Calibri" w:eastAsia="Calibri" w:hAnsi="Calibri"/>
+          <w:b w:val="false"/>
+          <w:bCs w:val="false"/>
+          <w:color w:val="26282B"/>
+          <w:sz w:val="20"/>
+          <w:szCs w:val="20"/>
+        </w:rPr>
+        <w:t xml:space="preserve">  Candidate Is Certified as a LE Firearms Instructor</w:t>
       </w:r>
     </w:p>
     <w:p>
@@ -1245,14 +1170,14 @@
           <w:sz w:val="15"/>
           <w:szCs w:val="15"/>
         </w:rPr>
-        <w:t xml:space="preserve">SCHOOL/AGENCY NAME</w:t>
-      </w:r>
-      <w:r>
-        <w:rPr>
-          <w:sz w:val="15"/>
-          <w:szCs w:val="15"/>
-        </w:rPr>
-        <w:t xml:space="preserve">      </w:t>
+        <w:t xml:space="preserve">SCHOOL/AGENCY</w:t>
+      </w:r>
+      <w:r>
+        <w:rPr>
+          <w:sz w:val="15"/>
+          <w:szCs w:val="15"/>
+        </w:rPr>
+        <w:t xml:space="preserve">      </w:t>
       </w:r>
     </w:p>
     <w:tbl>
@@ -1306,6 +1231,32 @@
               </w:rPr>
               <w:t xml:space="preserve">DATE OF COMPLETION</w:t>
             </w:r>
+            <w:r>
+              <w:br/>
+            </w:r>
+            <w:sdt>
+              <w:sdtPr>
+                <w:date>
+                  <w:dateFormat w:val="M/d/yyyy"/>
+                  <w:lid w:val="en-US"/>
+                  <w:storeMappedDataAs w:val="dateTime"/>
+                  <w:calendar w:val="gregorian"/>
+                </w:date>
+              </w:sdtPr>
+              <w:sdtContent>
+                <w:r>
+                  <w:rPr>
+                    <w:rFonts w:ascii="Calibri" w:cs="Calibri" w:eastAsia="Calibri" w:hAnsi="Calibri"/>
+                    <w:i/>
+                    <w:iCs/>
+                    <w:color w:val="5B5F66"/>
+                    <w:sz w:val="20"/>
+                    <w:szCs w:val="20"/>
+                  </w:rPr>
+                  <w:t xml:space="preserve">Click or tap to enter a date.</w:t>
+                </w:r>
+              </w:sdtContent>
+            </w:sdt>
           </w:p>
         </w:tc>
         <w:tc>
@@ -1340,8 +1291,34 @@
                 <w:sz w:val="15"/>
                 <w:szCs w:val="15"/>
               </w:rPr>
-              <w:t xml:space="preserve">ANTICIPATED COURSE DATE</w:t>
-            </w:r>
+              <w:t xml:space="preserve">PENDING DATE OF COMPLETION</w:t>
+            </w:r>
+            <w:r>
+              <w:br/>
+            </w:r>
+            <w:sdt>
+              <w:sdtPr>
+                <w:date>
+                  <w:dateFormat w:val="M/d/yyyy"/>
+                  <w:lid w:val="en-US"/>
+                  <w:storeMappedDataAs w:val="dateTime"/>
+                  <w:calendar w:val="gregorian"/>
+                </w:date>
+              </w:sdtPr>
+              <w:sdtContent>
+                <w:r>
+                  <w:rPr>
+                    <w:rFonts w:ascii="Calibri" w:cs="Calibri" w:eastAsia="Calibri" w:hAnsi="Calibri"/>
+                    <w:i/>
+                    <w:iCs/>
+                    <w:color w:val="5B5F66"/>
+                    <w:sz w:val="20"/>
+                    <w:szCs w:val="20"/>
+                  </w:rPr>
+                  <w:t xml:space="preserve">Click or tap to enter a date.</w:t>
+                </w:r>
+              </w:sdtContent>
+            </w:sdt>
           </w:p>
         </w:tc>
       </w:tr>
@@ -1349,20 +1326,105 @@
     <w:p>
       <w:pPr>
         <w:pBdr>
-          <w:bottom w:val="single" w:color="FF002B" w:sz="10" w:space="4"/>
-        </w:pBdr>
-        <w:spacing w:after="120" w:before="200"/>
+          <w:bottom w:val="single" w:color="D8D9DB" w:sz="4" w:space="4"/>
+        </w:pBdr>
+        <w:spacing w:after="60" w:before="120"/>
       </w:pPr>
       <w:r>
         <w:rPr>
           <w:rFonts w:ascii="Arial" w:cs="Arial" w:eastAsia="Arial" w:hAnsi="Arial"/>
           <w:b/>
           <w:bCs/>
-          <w:color w:val="0A0A0A"/>
-          <w:sz w:val="18"/>
-          <w:szCs w:val="18"/>
-        </w:rPr>
-        <w:t xml:space="preserve">ANNUAL PHYSICAL FITNESS TEST</w:t>
+          <w:color w:val="FF002B"/>
+          <w:spacing w:val="3"/>
+          <w:sz w:val="15"/>
+          <w:szCs w:val="15"/>
+        </w:rPr>
+        <w:t xml:space="preserve">CERTIFICATION EXPIRATION DATE</w:t>
+      </w:r>
+      <w:r>
+        <w:br/>
+      </w:r>
+      <w:sdt>
+        <w:sdtPr>
+          <w:date>
+            <w:dateFormat w:val="M/d/yyyy"/>
+            <w:lid w:val="en-US"/>
+            <w:storeMappedDataAs w:val="dateTime"/>
+            <w:calendar w:val="gregorian"/>
+          </w:date>
+        </w:sdtPr>
+        <w:sdtContent>
+          <w:r>
+            <w:rPr>
+              <w:rFonts w:ascii="Calibri" w:cs="Calibri" w:eastAsia="Calibri" w:hAnsi="Calibri"/>
+              <w:i/>
+              <w:iCs/>
+              <w:color w:val="5B5F66"/>
+              <w:sz w:val="20"/>
+              <w:szCs w:val="20"/>
+            </w:rPr>
+            <w:t xml:space="preserve">Click or tap to enter a date.</w:t>
+          </w:r>
+        </w:sdtContent>
+      </w:sdt>
+    </w:p>
+    <w:p>
+      <w:pPr>
+        <w:spacing w:after="90" w:before="90"/>
+        <w:ind w:left="0"/>
+      </w:pPr>
+      <w:sdt>
+        <w:sdtPr>
+          <w14:checkbox>
+            <w14:checked w14:val="0"/>
+            <w14:checkedState w14:val="2612" w14:font="MS Gothic"/>
+            <w14:uncheckedState w14:val="2610" w14:font="MS Gothic"/>
+          </w14:checkbox>
+        </w:sdtPr>
+        <w:sdtContent>
+          <w:r>
+            <w:sym w:char="2610" w:font="MS Gothic"/>
+          </w:r>
+        </w:sdtContent>
+      </w:sdt>
+      <w:r>
+        <w:rPr>
+          <w:rFonts w:ascii="Calibri" w:cs="Calibri" w:eastAsia="Calibri" w:hAnsi="Calibri"/>
+          <w:b w:val="false"/>
+          <w:bCs w:val="false"/>
+          <w:color w:val="26282B"/>
+          <w:sz w:val="20"/>
+          <w:szCs w:val="20"/>
+        </w:rPr>
+        <w:t xml:space="preserve">  Candidate Is Certified as a LE Tactical Firearms Instructor</w:t>
+      </w:r>
+    </w:p>
+    <w:p>
+      <w:pPr>
+        <w:pBdr>
+          <w:bottom w:val="single" w:color="D8D9DB" w:sz="4" w:space="4"/>
+        </w:pBdr>
+        <w:spacing w:after="60" w:before="120"/>
+      </w:pPr>
+      <w:r>
+        <w:rPr>
+          <w:rFonts w:ascii="Arial" w:cs="Arial" w:eastAsia="Arial" w:hAnsi="Arial"/>
+          <w:b/>
+          <w:bCs/>
+          <w:color w:val="FF002B"/>
+          <w:spacing w:val="3"/>
+          <w:sz w:val="15"/>
+          <w:szCs w:val="15"/>
+        </w:rPr>
+        <w:t xml:space="preserve">SCHOOL/AGENCY</w:t>
+      </w:r>
+      <w:r>
+        <w:rPr>
+          <w:sz w:val="15"/>
+          <w:szCs w:val="15"/>
+        </w:rPr>
+        <w:t xml:space="preserve">      </w:t>
       </w:r>
     </w:p>
     <w:tbl>
@@ -1414,8 +1476,34 @@
                 <w:sz w:val="15"/>
                 <w:szCs w:val="15"/>
               </w:rPr>
-              <w:t xml:space="preserve">DATE SUCCESSFULLY COMPLETED</w:t>
-            </w:r>
+              <w:t xml:space="preserve">DATE OF COMPLETION</w:t>
+            </w:r>
+            <w:r>
+              <w:br/>
+            </w:r>
+            <w:sdt>
+              <w:sdtPr>
+                <w:date>
+                  <w:dateFormat w:val="M/d/yyyy"/>
+                  <w:lid w:val="en-US"/>
+                  <w:storeMappedDataAs w:val="dateTime"/>
+                  <w:calendar w:val="gregorian"/>
+                </w:date>
+              </w:sdtPr>
+              <w:sdtContent>
+                <w:r>
+                  <w:rPr>
+                    <w:rFonts w:ascii="Calibri" w:cs="Calibri" w:eastAsia="Calibri" w:hAnsi="Calibri"/>
+                    <w:i/>
+                    <w:iCs/>
+                    <w:color w:val="5B5F66"/>
+                    <w:sz w:val="20"/>
+                    <w:szCs w:val="20"/>
+                  </w:rPr>
+                  <w:t xml:space="preserve">Click or tap to enter a date.</w:t>
+                </w:r>
+              </w:sdtContent>
+            </w:sdt>
           </w:p>
         </w:tc>
         <w:tc>
@@ -1450,8 +1538,34 @@
                 <w:sz w:val="15"/>
                 <w:szCs w:val="15"/>
               </w:rPr>
-              <w:t xml:space="preserve">LOCATION</w:t>
-            </w:r>
+              <w:t xml:space="preserve">PENDING DATE OF COMPLETION</w:t>
+            </w:r>
+            <w:r>
+              <w:br/>
+            </w:r>
+            <w:sdt>
+              <w:sdtPr>
+                <w:date>
+                  <w:dateFormat w:val="M/d/yyyy"/>
+                  <w:lid w:val="en-US"/>
+                  <w:storeMappedDataAs w:val="dateTime"/>
+                  <w:calendar w:val="gregorian"/>
+                </w:date>
+              </w:sdtPr>
+              <w:sdtContent>
+                <w:r>
+                  <w:rPr>
+                    <w:rFonts w:ascii="Calibri" w:cs="Calibri" w:eastAsia="Calibri" w:hAnsi="Calibri"/>
+                    <w:i/>
+                    <w:iCs/>
+                    <w:color w:val="5B5F66"/>
+                    <w:sz w:val="20"/>
+                    <w:szCs w:val="20"/>
+                  </w:rPr>
+                  <w:t xml:space="preserve">Click or tap to enter a date.</w:t>
+                </w:r>
+              </w:sdtContent>
+            </w:sdt>
           </w:p>
         </w:tc>
       </w:tr>
@@ -1473,14 +1587,51 @@
           <w:sz w:val="15"/>
           <w:szCs w:val="15"/>
         </w:rPr>
-        <w:t xml:space="preserve">CERTIFIED BY</w:t>
-      </w:r>
-      <w:r>
-        <w:rPr>
-          <w:sz w:val="15"/>
-          <w:szCs w:val="15"/>
-        </w:rPr>
-        <w:t xml:space="preserve">      </w:t>
+        <w:t xml:space="preserve">CERTIFICATION EXPIRATION DATE</w:t>
+      </w:r>
+      <w:r>
+        <w:br/>
+      </w:r>
+      <w:sdt>
+        <w:sdtPr>
+          <w:date>
+            <w:dateFormat w:val="M/d/yyyy"/>
+            <w:lid w:val="en-US"/>
+            <w:storeMappedDataAs w:val="dateTime"/>
+            <w:calendar w:val="gregorian"/>
+          </w:date>
+        </w:sdtPr>
+        <w:sdtContent>
+          <w:r>
+            <w:rPr>
+              <w:rFonts w:ascii="Calibri" w:cs="Calibri" w:eastAsia="Calibri" w:hAnsi="Calibri"/>
+              <w:i/>
+              <w:iCs/>
+              <w:color w:val="5B5F66"/>
+              <w:sz w:val="20"/>
+              <w:szCs w:val="20"/>
+            </w:rPr>
+            <w:t xml:space="preserve">Click or tap to enter a date.</w:t>
+          </w:r>
+        </w:sdtContent>
+      </w:sdt>
+    </w:p>
+    <w:p>
+      <w:pPr>
+        <w:shd w:fill="0A0A0A" w:color="auto" w:val="clear"/>
+        <w:spacing w:after="160" w:before="260"/>
+        <w:ind w:left="100"/>
+      </w:pPr>
+      <w:r>
+        <w:rPr>
+          <w:rFonts w:ascii="Bookman Old Style" w:cs="Bookman Old Style" w:eastAsia="Bookman Old Style" w:hAnsi="Bookman Old Style"/>
+          <w:b/>
+          <w:bCs/>
+          <w:color w:val="FFFFFF"/>
+          <w:sz w:val="21"/>
+          <w:szCs w:val="21"/>
+        </w:rPr>
+        <w:t xml:space="preserve">ADDITIONAL TRAINING AND CERTIFICATIONS</w:t>
       </w:r>
     </w:p>
     <w:p>
@@ -1499,7 +1650,34 @@
           <w:sz w:val="18"/>
           <w:szCs w:val="18"/>
         </w:rPr>
-        <w:t xml:space="preserve">ANNUAL FIREARMS QUALIFICATION – PISTOL/RIFLE</w:t>
+        <w:t xml:space="preserve">TACTICAL MEDICAL INSTRUCTOR COURSE</w:t>
+      </w:r>
+    </w:p>
+    <w:p>
+      <w:pPr>
+        <w:pBdr>
+          <w:bottom w:val="single" w:color="D8D9DB" w:sz="4" w:space="4"/>
+        </w:pBdr>
+        <w:spacing w:after="60" w:before="120"/>
+      </w:pPr>
+      <w:r>
+        <w:rPr>
+          <w:rFonts w:ascii="Arial" w:cs="Arial" w:eastAsia="Arial" w:hAnsi="Arial"/>
+          <w:b/>
+          <w:bCs/>
+          <w:color w:val="FF002B"/>
+          <w:spacing w:val="3"/>
+          <w:sz w:val="15"/>
+          <w:szCs w:val="15"/>
+        </w:rPr>
+        <w:t xml:space="preserve">SCHOOL/AGENCY NAME</w:t>
+      </w:r>
+      <w:r>
+        <w:rPr>
+          <w:sz w:val="15"/>
+          <w:szCs w:val="15"/>
+        </w:rPr>
+        <w:t xml:space="preserve">      </w:t>
       </w:r>
     </w:p>
     <w:tbl>
@@ -1551,8 +1729,34 @@
                 <w:sz w:val="15"/>
                 <w:szCs w:val="15"/>
               </w:rPr>
-              <w:t xml:space="preserve">DATE QUALIFIED</w:t>
-            </w:r>
+              <w:t xml:space="preserve">DATE OF COMPLETION</w:t>
+            </w:r>
+            <w:r>
+              <w:br/>
+            </w:r>
+            <w:sdt>
+              <w:sdtPr>
+                <w:date>
+                  <w:dateFormat w:val="M/d/yyyy"/>
+                  <w:lid w:val="en-US"/>
+                  <w:storeMappedDataAs w:val="dateTime"/>
+                  <w:calendar w:val="gregorian"/>
+                </w:date>
+              </w:sdtPr>
+              <w:sdtContent>
+                <w:r>
+                  <w:rPr>
+                    <w:rFonts w:ascii="Calibri" w:cs="Calibri" w:eastAsia="Calibri" w:hAnsi="Calibri"/>
+                    <w:i/>
+                    <w:iCs/>
+                    <w:color w:val="5B5F66"/>
+                    <w:sz w:val="20"/>
+                    <w:szCs w:val="20"/>
+                  </w:rPr>
+                  <w:t xml:space="preserve">Click or tap to enter a date.</w:t>
+                </w:r>
+              </w:sdtContent>
+            </w:sdt>
           </w:p>
         </w:tc>
         <w:tc>
@@ -1587,71 +1791,67 @@
                 <w:sz w:val="15"/>
                 <w:szCs w:val="15"/>
               </w:rPr>
-              <w:t xml:space="preserve">LOCATION</w:t>
-            </w:r>
+              <w:t xml:space="preserve">COURSE DATE</w:t>
+            </w:r>
+            <w:r>
+              <w:br/>
+            </w:r>
+            <w:sdt>
+              <w:sdtPr>
+                <w:date>
+                  <w:dateFormat w:val="M/d/yyyy"/>
+                  <w:lid w:val="en-US"/>
+                  <w:storeMappedDataAs w:val="dateTime"/>
+                  <w:calendar w:val="gregorian"/>
+                </w:date>
+              </w:sdtPr>
+              <w:sdtContent>
+                <w:r>
+                  <w:rPr>
+                    <w:rFonts w:ascii="Calibri" w:cs="Calibri" w:eastAsia="Calibri" w:hAnsi="Calibri"/>
+                    <w:i/>
+                    <w:iCs/>
+                    <w:color w:val="5B5F66"/>
+                    <w:sz w:val="20"/>
+                    <w:szCs w:val="20"/>
+                  </w:rPr>
+                  <w:t xml:space="preserve">Click or tap to enter a date.</w:t>
+                </w:r>
+              </w:sdtContent>
+            </w:sdt>
           </w:p>
         </w:tc>
       </w:tr>
     </w:tbl>
     <w:p>
       <w:pPr>
-        <w:pBdr>
-          <w:bottom w:val="single" w:color="D8D9DB" w:sz="4" w:space="4"/>
-        </w:pBdr>
-        <w:spacing w:after="60" w:before="120"/>
-      </w:pPr>
-      <w:r>
-        <w:rPr>
-          <w:rFonts w:ascii="Arial" w:cs="Arial" w:eastAsia="Arial" w:hAnsi="Arial"/>
-          <w:b/>
-          <w:bCs/>
-          <w:color w:val="FF002B"/>
-          <w:spacing w:val="3"/>
-          <w:sz w:val="15"/>
-          <w:szCs w:val="15"/>
-        </w:rPr>
-        <w:t xml:space="preserve">CERTIFIED BY</w:t>
-      </w:r>
-      <w:r>
-        <w:rPr>
-          <w:sz w:val="15"/>
-          <w:szCs w:val="15"/>
-        </w:rPr>
-        <w:t xml:space="preserve">      </w:t>
-      </w:r>
-    </w:p>
-    <w:p>
-      <w:pPr>
-        <w:shd w:fill="EFEFEC" w:color="auto" w:val="clear"/>
-        <w:spacing w:after="120" w:before="120"/>
-        <w:ind w:left="160" w:right="160"/>
-      </w:pPr>
+        <w:spacing w:after="90" w:before="90"/>
+        <w:ind w:left="0"/>
+      </w:pPr>
+      <w:sdt>
+        <w:sdtPr>
+          <w14:checkbox>
+            <w14:checked w14:val="0"/>
+            <w14:checkedState w14:val="2612" w14:font="MS Gothic"/>
+            <w14:uncheckedState w14:val="2610" w14:font="MS Gothic"/>
+          </w14:checkbox>
+        </w:sdtPr>
+        <w:sdtContent>
+          <w:r>
+            <w:sym w:char="2610" w:font="MS Gothic"/>
+          </w:r>
+        </w:sdtContent>
+      </w:sdt>
       <w:r>
         <w:rPr>
           <w:rFonts w:ascii="Calibri" w:cs="Calibri" w:eastAsia="Calibri" w:hAnsi="Calibri"/>
+          <w:b w:val="false"/>
+          <w:bCs w:val="false"/>
           <w:color w:val="26282B"/>
           <w:sz w:val="20"/>
           <w:szCs w:val="20"/>
         </w:rPr>
-        <w:t xml:space="preserve">Certifications available upon request.</w:t>
-      </w:r>
-    </w:p>
-    <w:p>
-      <w:pPr>
-        <w:shd w:fill="0A0A0A" w:color="auto" w:val="clear"/>
-        <w:spacing w:after="160" w:before="260"/>
-        <w:ind w:left="100"/>
-      </w:pPr>
-      <w:r>
-        <w:rPr>
-          <w:rFonts w:ascii="Bookman Old Style" w:cs="Bookman Old Style" w:eastAsia="Bookman Old Style" w:hAnsi="Bookman Old Style"/>
-          <w:b/>
-          <w:bCs/>
-          <w:color w:val="FFFFFF"/>
-          <w:sz w:val="21"/>
-          <w:szCs w:val="21"/>
-        </w:rPr>
-        <w:t xml:space="preserve">ON-THE-JOB TRAINING</w:t>
+        <w:t xml:space="preserve">  To Be Determined</w:t>
       </w:r>
     </w:p>
     <w:p>
@@ -1670,7 +1870,7 @@
           <w:sz w:val="18"/>
           <w:szCs w:val="18"/>
         </w:rPr>
-        <w:t xml:space="preserve">WEEK #1</w:t>
+        <w:t xml:space="preserve">ARMORER SCHOOL – PISTOL</w:t>
       </w:r>
     </w:p>
     <w:p>
@@ -1690,14 +1890,14 @@
           <w:sz w:val="15"/>
           <w:szCs w:val="15"/>
         </w:rPr>
-        <w:t xml:space="preserve">LOCATION</w:t>
-      </w:r>
-      <w:r>
-        <w:rPr>
-          <w:sz w:val="15"/>
-          <w:szCs w:val="15"/>
-        </w:rPr>
-        <w:t xml:space="preserve">      </w:t>
+        <w:t xml:space="preserve">SCHOOL/AGENCY NAME</w:t>
+      </w:r>
+      <w:r>
+        <w:rPr>
+          <w:sz w:val="15"/>
+          <w:szCs w:val="15"/>
+        </w:rPr>
+        <w:t xml:space="preserve">      </w:t>
       </w:r>
     </w:p>
     <w:tbl>
@@ -1749,8 +1949,34 @@
                 <w:sz w:val="15"/>
                 <w:szCs w:val="15"/>
               </w:rPr>
-              <w:t xml:space="preserve">START DATE</w:t>
-            </w:r>
+              <w:t xml:space="preserve">DATE OF COMPLETION</w:t>
+            </w:r>
+            <w:r>
+              <w:br/>
+            </w:r>
+            <w:sdt>
+              <w:sdtPr>
+                <w:date>
+                  <w:dateFormat w:val="M/d/yyyy"/>
+                  <w:lid w:val="en-US"/>
+                  <w:storeMappedDataAs w:val="dateTime"/>
+                  <w:calendar w:val="gregorian"/>
+                </w:date>
+              </w:sdtPr>
+              <w:sdtContent>
+                <w:r>
+                  <w:rPr>
+                    <w:rFonts w:ascii="Calibri" w:cs="Calibri" w:eastAsia="Calibri" w:hAnsi="Calibri"/>
+                    <w:i/>
+                    <w:iCs/>
+                    <w:color w:val="5B5F66"/>
+                    <w:sz w:val="20"/>
+                    <w:szCs w:val="20"/>
+                  </w:rPr>
+                  <w:t xml:space="preserve">Click or tap to enter a date.</w:t>
+                </w:r>
+              </w:sdtContent>
+            </w:sdt>
           </w:p>
         </w:tc>
         <w:tc>
@@ -1785,8 +2011,34 @@
                 <w:sz w:val="15"/>
                 <w:szCs w:val="15"/>
               </w:rPr>
-              <w:t xml:space="preserve">END DATE</w:t>
-            </w:r>
+              <w:t xml:space="preserve">ANTICIPATED COURSE DATE</w:t>
+            </w:r>
+            <w:r>
+              <w:br/>
+            </w:r>
+            <w:sdt>
+              <w:sdtPr>
+                <w:date>
+                  <w:dateFormat w:val="M/d/yyyy"/>
+                  <w:lid w:val="en-US"/>
+                  <w:storeMappedDataAs w:val="dateTime"/>
+                  <w:calendar w:val="gregorian"/>
+                </w:date>
+              </w:sdtPr>
+              <w:sdtContent>
+                <w:r>
+                  <w:rPr>
+                    <w:rFonts w:ascii="Calibri" w:cs="Calibri" w:eastAsia="Calibri" w:hAnsi="Calibri"/>
+                    <w:i/>
+                    <w:iCs/>
+                    <w:color w:val="5B5F66"/>
+                    <w:sz w:val="20"/>
+                    <w:szCs w:val="20"/>
+                  </w:rPr>
+                  <w:t xml:space="preserve">Click or tap to enter a date.</w:t>
+                </w:r>
+              </w:sdtContent>
+            </w:sdt>
           </w:p>
         </w:tc>
       </w:tr>
@@ -1794,33 +2046,6 @@
     <w:p>
       <w:pPr>
         <w:pBdr>
-          <w:bottom w:val="single" w:color="D8D9DB" w:sz="4" w:space="4"/>
-        </w:pBdr>
-        <w:spacing w:after="60" w:before="120"/>
-      </w:pPr>
-      <w:r>
-        <w:rPr>
-          <w:rFonts w:ascii="Arial" w:cs="Arial" w:eastAsia="Arial" w:hAnsi="Arial"/>
-          <w:b/>
-          <w:bCs/>
-          <w:color w:val="FF002B"/>
-          <w:spacing w:val="3"/>
-          <w:sz w:val="15"/>
-          <w:szCs w:val="15"/>
-        </w:rPr>
-        <w:t xml:space="preserve">CST CONDUCTING TRAINING</w:t>
-      </w:r>
-      <w:r>
-        <w:rPr>
-          <w:sz w:val="15"/>
-          <w:szCs w:val="15"/>
-        </w:rPr>
-        <w:t xml:space="preserve">      </w:t>
-      </w:r>
-    </w:p>
-    <w:p>
-      <w:pPr>
-        <w:pBdr>
           <w:bottom w:val="single" w:color="FF002B" w:sz="10" w:space="4"/>
         </w:pBdr>
         <w:spacing w:after="120" w:before="200"/>
@@ -1834,7 +2059,7 @@
           <w:sz w:val="18"/>
           <w:szCs w:val="18"/>
         </w:rPr>
-        <w:t xml:space="preserve">WEEK #2</w:t>
+        <w:t xml:space="preserve">ARMORER SCHOOL – RIFLE</w:t>
       </w:r>
     </w:p>
     <w:p>
@@ -1854,14 +2079,14 @@
           <w:sz w:val="15"/>
           <w:szCs w:val="15"/>
         </w:rPr>
-        <w:t xml:space="preserve">LOCATION</w:t>
-      </w:r>
-      <w:r>
-        <w:rPr>
-          <w:sz w:val="15"/>
-          <w:szCs w:val="15"/>
-        </w:rPr>
-        <w:t xml:space="preserve">      </w:t>
+        <w:t xml:space="preserve">SCHOOL/AGENCY NAME</w:t>
+      </w:r>
+      <w:r>
+        <w:rPr>
+          <w:sz w:val="15"/>
+          <w:szCs w:val="15"/>
+        </w:rPr>
+        <w:t xml:space="preserve">      </w:t>
       </w:r>
     </w:p>
     <w:tbl>
@@ -1913,8 +2138,34 @@
                 <w:sz w:val="15"/>
                 <w:szCs w:val="15"/>
               </w:rPr>
-              <w:t xml:space="preserve">START DATE</w:t>
-            </w:r>
+              <w:t xml:space="preserve">DATE OF COMPLETION</w:t>
+            </w:r>
+            <w:r>
+              <w:br/>
+            </w:r>
+            <w:sdt>
+              <w:sdtPr>
+                <w:date>
+                  <w:dateFormat w:val="M/d/yyyy"/>
+                  <w:lid w:val="en-US"/>
+                  <w:storeMappedDataAs w:val="dateTime"/>
+                  <w:calendar w:val="gregorian"/>
+                </w:date>
+              </w:sdtPr>
+              <w:sdtContent>
+                <w:r>
+                  <w:rPr>
+                    <w:rFonts w:ascii="Calibri" w:cs="Calibri" w:eastAsia="Calibri" w:hAnsi="Calibri"/>
+                    <w:i/>
+                    <w:iCs/>
+                    <w:color w:val="5B5F66"/>
+                    <w:sz w:val="20"/>
+                    <w:szCs w:val="20"/>
+                  </w:rPr>
+                  <w:t xml:space="preserve">Click or tap to enter a date.</w:t>
+                </w:r>
+              </w:sdtContent>
+            </w:sdt>
           </w:p>
         </w:tc>
         <w:tc>
@@ -1949,8 +2200,34 @@
                 <w:sz w:val="15"/>
                 <w:szCs w:val="15"/>
               </w:rPr>
-              <w:t xml:space="preserve">END DATE</w:t>
-            </w:r>
+              <w:t xml:space="preserve">ANTICIPATED COURSE DATE</w:t>
+            </w:r>
+            <w:r>
+              <w:br/>
+            </w:r>
+            <w:sdt>
+              <w:sdtPr>
+                <w:date>
+                  <w:dateFormat w:val="M/d/yyyy"/>
+                  <w:lid w:val="en-US"/>
+                  <w:storeMappedDataAs w:val="dateTime"/>
+                  <w:calendar w:val="gregorian"/>
+                </w:date>
+              </w:sdtPr>
+              <w:sdtContent>
+                <w:r>
+                  <w:rPr>
+                    <w:rFonts w:ascii="Calibri" w:cs="Calibri" w:eastAsia="Calibri" w:hAnsi="Calibri"/>
+                    <w:i/>
+                    <w:iCs/>
+                    <w:color w:val="5B5F66"/>
+                    <w:sz w:val="20"/>
+                    <w:szCs w:val="20"/>
+                  </w:rPr>
+                  <w:t xml:space="preserve">Click or tap to enter a date.</w:t>
+                </w:r>
+              </w:sdtContent>
+            </w:sdt>
           </w:p>
         </w:tc>
       </w:tr>
@@ -1958,33 +2235,6 @@
     <w:p>
       <w:pPr>
         <w:pBdr>
-          <w:bottom w:val="single" w:color="D8D9DB" w:sz="4" w:space="4"/>
-        </w:pBdr>
-        <w:spacing w:after="60" w:before="120"/>
-      </w:pPr>
-      <w:r>
-        <w:rPr>
-          <w:rFonts w:ascii="Arial" w:cs="Arial" w:eastAsia="Arial" w:hAnsi="Arial"/>
-          <w:b/>
-          <w:bCs/>
-          <w:color w:val="FF002B"/>
-          <w:spacing w:val="3"/>
-          <w:sz w:val="15"/>
-          <w:szCs w:val="15"/>
-        </w:rPr>
-        <w:t xml:space="preserve">CST CONDUCTING TRAINING</w:t>
-      </w:r>
-      <w:r>
-        <w:rPr>
-          <w:sz w:val="15"/>
-          <w:szCs w:val="15"/>
-        </w:rPr>
-        <w:t xml:space="preserve">      </w:t>
-      </w:r>
-    </w:p>
-    <w:p>
-      <w:pPr>
-        <w:pBdr>
           <w:bottom w:val="single" w:color="FF002B" w:sz="10" w:space="4"/>
         </w:pBdr>
         <w:spacing w:after="120" w:before="200"/>
@@ -1998,34 +2248,7 @@
           <w:sz w:val="18"/>
           <w:szCs w:val="18"/>
         </w:rPr>
-        <w:t xml:space="preserve">WEEK #3</w:t>
-      </w:r>
-    </w:p>
-    <w:p>
-      <w:pPr>
-        <w:pBdr>
-          <w:bottom w:val="single" w:color="D8D9DB" w:sz="4" w:space="4"/>
-        </w:pBdr>
-        <w:spacing w:after="60" w:before="120"/>
-      </w:pPr>
-      <w:r>
-        <w:rPr>
-          <w:rFonts w:ascii="Arial" w:cs="Arial" w:eastAsia="Arial" w:hAnsi="Arial"/>
-          <w:b/>
-          <w:bCs/>
-          <w:color w:val="FF002B"/>
-          <w:spacing w:val="3"/>
-          <w:sz w:val="15"/>
-          <w:szCs w:val="15"/>
-        </w:rPr>
-        <w:t xml:space="preserve">LOCATION</w:t>
-      </w:r>
-      <w:r>
-        <w:rPr>
-          <w:sz w:val="15"/>
-          <w:szCs w:val="15"/>
-        </w:rPr>
-        <w:t xml:space="preserve">      </w:t>
+        <w:t xml:space="preserve">ANNUAL PHYSICAL FITNESS TEST</w:t>
       </w:r>
     </w:p>
     <w:tbl>
@@ -2077,8 +2300,34 @@
                 <w:sz w:val="15"/>
                 <w:szCs w:val="15"/>
               </w:rPr>
-              <w:t xml:space="preserve">START DATE</w:t>
-            </w:r>
+              <w:t xml:space="preserve">DATE SUCCESSFULLY COMPLETED</w:t>
+            </w:r>
+            <w:r>
+              <w:br/>
+            </w:r>
+            <w:sdt>
+              <w:sdtPr>
+                <w:date>
+                  <w:dateFormat w:val="M/d/yyyy"/>
+                  <w:lid w:val="en-US"/>
+                  <w:storeMappedDataAs w:val="dateTime"/>
+                  <w:calendar w:val="gregorian"/>
+                </w:date>
+              </w:sdtPr>
+              <w:sdtContent>
+                <w:r>
+                  <w:rPr>
+                    <w:rFonts w:ascii="Calibri" w:cs="Calibri" w:eastAsia="Calibri" w:hAnsi="Calibri"/>
+                    <w:i/>
+                    <w:iCs/>
+                    <w:color w:val="5B5F66"/>
+                    <w:sz w:val="20"/>
+                    <w:szCs w:val="20"/>
+                  </w:rPr>
+                  <w:t xml:space="preserve">Click or tap to enter a date.</w:t>
+                </w:r>
+              </w:sdtContent>
+            </w:sdt>
           </w:p>
         </w:tc>
         <w:tc>
@@ -2113,7 +2362,14 @@
                 <w:sz w:val="15"/>
                 <w:szCs w:val="15"/>
               </w:rPr>
-              <w:t xml:space="preserve">END DATE</w:t>
+              <w:t xml:space="preserve">LOCATION</w:t>
+            </w:r>
+            <w:r>
+              <w:rPr>
+                <w:sz w:val="15"/>
+                <w:szCs w:val="15"/>
+              </w:rPr>
+              <w:t xml:space="preserve">      </w:t>
             </w:r>
           </w:p>
         </w:tc>
@@ -2136,14 +2392,14 @@
           <w:sz w:val="15"/>
           <w:szCs w:val="15"/>
         </w:rPr>
-        <w:t xml:space="preserve">CST CONDUCTING TRAINING</w:t>
-      </w:r>
-      <w:r>
-        <w:rPr>
-          <w:sz w:val="15"/>
-          <w:szCs w:val="15"/>
-        </w:rPr>
-        <w:t xml:space="preserve">      </w:t>
+        <w:t xml:space="preserve">CERTIFIED BY</w:t>
+      </w:r>
+      <w:r>
+        <w:rPr>
+          <w:sz w:val="15"/>
+          <w:szCs w:val="15"/>
+        </w:rPr>
+        <w:t xml:space="preserve">      </w:t>
       </w:r>
     </w:p>
     <w:p>
@@ -2162,34 +2418,7 @@
           <w:sz w:val="18"/>
           <w:szCs w:val="18"/>
         </w:rPr>
-        <w:t xml:space="preserve">WEEK #4</w:t>
-      </w:r>
-    </w:p>
-    <w:p>
-      <w:pPr>
-        <w:pBdr>
-          <w:bottom w:val="single" w:color="D8D9DB" w:sz="4" w:space="4"/>
-        </w:pBdr>
-        <w:spacing w:after="60" w:before="120"/>
-      </w:pPr>
-      <w:r>
-        <w:rPr>
-          <w:rFonts w:ascii="Arial" w:cs="Arial" w:eastAsia="Arial" w:hAnsi="Arial"/>
-          <w:b/>
-          <w:bCs/>
-          <w:color w:val="FF002B"/>
-          <w:spacing w:val="3"/>
-          <w:sz w:val="15"/>
-          <w:szCs w:val="15"/>
-        </w:rPr>
-        <w:t xml:space="preserve">LOCATION</w:t>
-      </w:r>
-      <w:r>
-        <w:rPr>
-          <w:sz w:val="15"/>
-          <w:szCs w:val="15"/>
-        </w:rPr>
-        <w:t xml:space="preserve">      </w:t>
+        <w:t xml:space="preserve">ANNUAL FIREARMS QUALIFICATION – PISTOL/RIFLE</w:t>
       </w:r>
     </w:p>
     <w:tbl>
@@ -2241,8 +2470,34 @@
                 <w:sz w:val="15"/>
                 <w:szCs w:val="15"/>
               </w:rPr>
-              <w:t xml:space="preserve">START DATE</w:t>
-            </w:r>
+              <w:t xml:space="preserve">DATE QUALIFIED</w:t>
+            </w:r>
+            <w:r>
+              <w:br/>
+            </w:r>
+            <w:sdt>
+              <w:sdtPr>
+                <w:date>
+                  <w:dateFormat w:val="M/d/yyyy"/>
+                  <w:lid w:val="en-US"/>
+                  <w:storeMappedDataAs w:val="dateTime"/>
+                  <w:calendar w:val="gregorian"/>
+                </w:date>
+              </w:sdtPr>
+              <w:sdtContent>
+                <w:r>
+                  <w:rPr>
+                    <w:rFonts w:ascii="Calibri" w:cs="Calibri" w:eastAsia="Calibri" w:hAnsi="Calibri"/>
+                    <w:i/>
+                    <w:iCs/>
+                    <w:color w:val="5B5F66"/>
+                    <w:sz w:val="20"/>
+                    <w:szCs w:val="20"/>
+                  </w:rPr>
+                  <w:t xml:space="preserve">Click or tap to enter a date.</w:t>
+                </w:r>
+              </w:sdtContent>
+            </w:sdt>
           </w:p>
         </w:tc>
         <w:tc>
@@ -2277,7 +2532,14 @@
                 <w:sz w:val="15"/>
                 <w:szCs w:val="15"/>
               </w:rPr>
-              <w:t xml:space="preserve">END DATE</w:t>
+              <w:t xml:space="preserve">LOCATION</w:t>
+            </w:r>
+            <w:r>
+              <w:rPr>
+                <w:sz w:val="15"/>
+                <w:szCs w:val="15"/>
+              </w:rPr>
+              <w:t xml:space="preserve">      </w:t>
             </w:r>
           </w:p>
         </w:tc>
@@ -2300,14 +2562,48 @@
           <w:sz w:val="15"/>
           <w:szCs w:val="15"/>
         </w:rPr>
-        <w:t xml:space="preserve">CST CONDUCTING TRAINING</w:t>
-      </w:r>
-      <w:r>
-        <w:rPr>
-          <w:sz w:val="15"/>
-          <w:szCs w:val="15"/>
-        </w:rPr>
-        <w:t xml:space="preserve">      </w:t>
+        <w:t xml:space="preserve">CERTIFIED BY</w:t>
+      </w:r>
+      <w:r>
+        <w:rPr>
+          <w:sz w:val="15"/>
+          <w:szCs w:val="15"/>
+        </w:rPr>
+        <w:t xml:space="preserve">      </w:t>
+      </w:r>
+    </w:p>
+    <w:p>
+      <w:pPr>
+        <w:shd w:fill="EFEFEC" w:color="auto" w:val="clear"/>
+        <w:spacing w:after="120" w:before="120"/>
+        <w:ind w:left="160" w:right="160"/>
+      </w:pPr>
+      <w:r>
+        <w:rPr>
+          <w:rFonts w:ascii="Calibri" w:cs="Calibri" w:eastAsia="Calibri" w:hAnsi="Calibri"/>
+          <w:color w:val="26282B"/>
+          <w:sz w:val="20"/>
+          <w:szCs w:val="20"/>
+        </w:rPr>
+        <w:t xml:space="preserve">Certifications available upon request.</w:t>
+      </w:r>
+    </w:p>
+    <w:p>
+      <w:pPr>
+        <w:shd w:fill="0A0A0A" w:color="auto" w:val="clear"/>
+        <w:spacing w:after="160" w:before="260"/>
+        <w:ind w:left="100"/>
+      </w:pPr>
+      <w:r>
+        <w:rPr>
+          <w:rFonts w:ascii="Bookman Old Style" w:cs="Bookman Old Style" w:eastAsia="Bookman Old Style" w:hAnsi="Bookman Old Style"/>
+          <w:b/>
+          <w:bCs/>
+          <w:color w:val="FFFFFF"/>
+          <w:sz w:val="21"/>
+          <w:szCs w:val="21"/>
+        </w:rPr>
+        <w:t xml:space="preserve">ON-THE-JOB TRAINING</w:t>
       </w:r>
     </w:p>
     <w:p>
@@ -2326,7 +2622,7 @@
           <w:sz w:val="18"/>
           <w:szCs w:val="18"/>
         </w:rPr>
-        <w:t xml:space="preserve">WEEK #5</w:t>
+        <w:t xml:space="preserve">WEEK #1</w:t>
       </w:r>
     </w:p>
     <w:p>
@@ -2353,7 +2649,7 @@
           <w:sz w:val="15"/>
           <w:szCs w:val="15"/>
         </w:rPr>
-        <w:t xml:space="preserve">      </w:t>
+        <w:t xml:space="preserve">      </w:t>
       </w:r>
     </w:p>
     <w:tbl>
@@ -2407,6 +2703,32 @@
               </w:rPr>
               <w:t xml:space="preserve">START DATE</w:t>
             </w:r>
+            <w:r>
+              <w:br/>
+            </w:r>
+            <w:sdt>
+              <w:sdtPr>
+                <w:date>
+                  <w:dateFormat w:val="M/d/yyyy"/>
+                  <w:lid w:val="en-US"/>
+                  <w:storeMappedDataAs w:val="dateTime"/>
+                  <w:calendar w:val="gregorian"/>
+                </w:date>
+              </w:sdtPr>
+              <w:sdtContent>
+                <w:r>
+                  <w:rPr>
+                    <w:rFonts w:ascii="Calibri" w:cs="Calibri" w:eastAsia="Calibri" w:hAnsi="Calibri"/>
+                    <w:i/>
+                    <w:iCs/>
+                    <w:color w:val="5B5F66"/>
+                    <w:sz w:val="20"/>
+                    <w:szCs w:val="20"/>
+                  </w:rPr>
+                  <w:t xml:space="preserve">Click or tap to enter a date.</w:t>
+                </w:r>
+              </w:sdtContent>
+            </w:sdt>
           </w:p>
         </w:tc>
         <w:tc>
@@ -2443,6 +2765,32 @@
               </w:rPr>
               <w:t xml:space="preserve">END DATE</w:t>
             </w:r>
+            <w:r>
+              <w:br/>
+            </w:r>
+            <w:sdt>
+              <w:sdtPr>
+                <w:date>
+                  <w:dateFormat w:val="M/d/yyyy"/>
+                  <w:lid w:val="en-US"/>
+                  <w:storeMappedDataAs w:val="dateTime"/>
+                  <w:calendar w:val="gregorian"/>
+                </w:date>
+              </w:sdtPr>
+              <w:sdtContent>
+                <w:r>
+                  <w:rPr>
+                    <w:rFonts w:ascii="Calibri" w:cs="Calibri" w:eastAsia="Calibri" w:hAnsi="Calibri"/>
+                    <w:i/>
+                    <w:iCs/>
+                    <w:color w:val="5B5F66"/>
+                    <w:sz w:val="20"/>
+                    <w:szCs w:val="20"/>
+                  </w:rPr>
+                  <w:t xml:space="preserve">Click or tap to enter a date.</w:t>
+                </w:r>
+              </w:sdtContent>
+            </w:sdt>
           </w:p>
         </w:tc>
       </w:tr>
@@ -2471,7 +2819,7 @@
           <w:sz w:val="15"/>
           <w:szCs w:val="15"/>
         </w:rPr>
-        <w:t xml:space="preserve">      </w:t>
+        <w:t xml:space="preserve">      </w:t>
       </w:r>
     </w:p>
     <w:p>
@@ -2490,7 +2838,7 @@
           <w:sz w:val="18"/>
           <w:szCs w:val="18"/>
         </w:rPr>
-        <w:t xml:space="preserve">WEEK #6</w:t>
+        <w:t xml:space="preserve">WEEK #2</w:t>
       </w:r>
     </w:p>
     <w:p>
@@ -2517,7 +2865,7 @@
           <w:sz w:val="15"/>
           <w:szCs w:val="15"/>
         </w:rPr>
-        <w:t xml:space="preserve">      </w:t>
+        <w:t xml:space="preserve">      </w:t>
       </w:r>
     </w:p>
     <w:tbl>
@@ -2571,6 +2919,32 @@
               </w:rPr>
               <w:t xml:space="preserve">START DATE</w:t>
             </w:r>
+            <w:r>
+              <w:br/>
+            </w:r>
+            <w:sdt>
+              <w:sdtPr>
+                <w:date>
+                  <w:dateFormat w:val="M/d/yyyy"/>
+                  <w:lid w:val="en-US"/>
+                  <w:storeMappedDataAs w:val="dateTime"/>
+                  <w:calendar w:val="gregorian"/>
+                </w:date>
+              </w:sdtPr>
+              <w:sdtContent>
+                <w:r>
+                  <w:rPr>
+                    <w:rFonts w:ascii="Calibri" w:cs="Calibri" w:eastAsia="Calibri" w:hAnsi="Calibri"/>
+                    <w:i/>
+                    <w:iCs/>
+                    <w:color w:val="5B5F66"/>
+                    <w:sz w:val="20"/>
+                    <w:szCs w:val="20"/>
+                  </w:rPr>
+                  <w:t xml:space="preserve">Click or tap to enter a date.</w:t>
+                </w:r>
+              </w:sdtContent>
+            </w:sdt>
           </w:p>
         </w:tc>
         <w:tc>
@@ -2607,6 +2981,32 @@
               </w:rPr>
               <w:t xml:space="preserve">END DATE</w:t>
             </w:r>
+            <w:r>
+              <w:br/>
+            </w:r>
+            <w:sdt>
+              <w:sdtPr>
+                <w:date>
+                  <w:dateFormat w:val="M/d/yyyy"/>
+                  <w:lid w:val="en-US"/>
+                  <w:storeMappedDataAs w:val="dateTime"/>
+                  <w:calendar w:val="gregorian"/>
+                </w:date>
+              </w:sdtPr>
+              <w:sdtContent>
+                <w:r>
+                  <w:rPr>
+                    <w:rFonts w:ascii="Calibri" w:cs="Calibri" w:eastAsia="Calibri" w:hAnsi="Calibri"/>
+                    <w:i/>
+                    <w:iCs/>
+                    <w:color w:val="5B5F66"/>
+                    <w:sz w:val="20"/>
+                    <w:szCs w:val="20"/>
+                  </w:rPr>
+                  <w:t xml:space="preserve">Click or tap to enter a date.</w:t>
+                </w:r>
+              </w:sdtContent>
+            </w:sdt>
           </w:p>
         </w:tc>
       </w:tr>
@@ -2635,7 +3035,7 @@
           <w:sz w:val="15"/>
           <w:szCs w:val="15"/>
         </w:rPr>
-        <w:t xml:space="preserve">      </w:t>
+        <w:t xml:space="preserve">      </w:t>
       </w:r>
     </w:p>
     <w:p>
@@ -2654,7 +3054,7 @@
           <w:sz w:val="18"/>
           <w:szCs w:val="18"/>
         </w:rPr>
-        <w:t xml:space="preserve">WEEK #7: NATIONAL TRAINING MANAGER REVIEW FOR BASIC NEW HIRE</w:t>
+        <w:t xml:space="preserve">WEEK #3</w:t>
       </w:r>
     </w:p>
     <w:p>
@@ -2681,7 +3081,7 @@
           <w:sz w:val="15"/>
           <w:szCs w:val="15"/>
         </w:rPr>
-        <w:t xml:space="preserve">      </w:t>
+        <w:t xml:space="preserve">      </w:t>
       </w:r>
     </w:p>
     <w:tbl>
@@ -2735,6 +3135,32 @@
               </w:rPr>
               <w:t xml:space="preserve">START DATE</w:t>
             </w:r>
+            <w:r>
+              <w:br/>
+            </w:r>
+            <w:sdt>
+              <w:sdtPr>
+                <w:date>
+                  <w:dateFormat w:val="M/d/yyyy"/>
+                  <w:lid w:val="en-US"/>
+                  <w:storeMappedDataAs w:val="dateTime"/>
+                  <w:calendar w:val="gregorian"/>
+                </w:date>
+              </w:sdtPr>
+              <w:sdtContent>
+                <w:r>
+                  <w:rPr>
+                    <w:rFonts w:ascii="Calibri" w:cs="Calibri" w:eastAsia="Calibri" w:hAnsi="Calibri"/>
+                    <w:i/>
+                    <w:iCs/>
+                    <w:color w:val="5B5F66"/>
+                    <w:sz w:val="20"/>
+                    <w:szCs w:val="20"/>
+                  </w:rPr>
+                  <w:t xml:space="preserve">Click or tap to enter a date.</w:t>
+                </w:r>
+              </w:sdtContent>
+            </w:sdt>
           </w:p>
         </w:tc>
         <w:tc>
@@ -2771,6 +3197,32 @@
               </w:rPr>
               <w:t xml:space="preserve">END DATE</w:t>
             </w:r>
+            <w:r>
+              <w:br/>
+            </w:r>
+            <w:sdt>
+              <w:sdtPr>
+                <w:date>
+                  <w:dateFormat w:val="M/d/yyyy"/>
+                  <w:lid w:val="en-US"/>
+                  <w:storeMappedDataAs w:val="dateTime"/>
+                  <w:calendar w:val="gregorian"/>
+                </w:date>
+              </w:sdtPr>
+              <w:sdtContent>
+                <w:r>
+                  <w:rPr>
+                    <w:rFonts w:ascii="Calibri" w:cs="Calibri" w:eastAsia="Calibri" w:hAnsi="Calibri"/>
+                    <w:i/>
+                    <w:iCs/>
+                    <w:color w:val="5B5F66"/>
+                    <w:sz w:val="20"/>
+                    <w:szCs w:val="20"/>
+                  </w:rPr>
+                  <w:t xml:space="preserve">Click or tap to enter a date.</w:t>
+                </w:r>
+              </w:sdtContent>
+            </w:sdt>
           </w:p>
         </w:tc>
       </w:tr>
@@ -2799,7 +3251,871 @@
           <w:sz w:val="15"/>
           <w:szCs w:val="15"/>
         </w:rPr>
-        <w:t xml:space="preserve">      </w:t>
+        <w:t xml:space="preserve">      </w:t>
+      </w:r>
+    </w:p>
+    <w:p>
+      <w:pPr>
+        <w:pBdr>
+          <w:bottom w:val="single" w:color="FF002B" w:sz="10" w:space="4"/>
+        </w:pBdr>
+        <w:spacing w:after="120" w:before="200"/>
+      </w:pPr>
+      <w:r>
+        <w:rPr>
+          <w:rFonts w:ascii="Arial" w:cs="Arial" w:eastAsia="Arial" w:hAnsi="Arial"/>
+          <w:b/>
+          <w:bCs/>
+          <w:color w:val="0A0A0A"/>
+          <w:sz w:val="18"/>
+          <w:szCs w:val="18"/>
+        </w:rPr>
+        <w:t xml:space="preserve">WEEK #4</w:t>
+      </w:r>
+    </w:p>
+    <w:p>
+      <w:pPr>
+        <w:pBdr>
+          <w:bottom w:val="single" w:color="D8D9DB" w:sz="4" w:space="4"/>
+        </w:pBdr>
+        <w:spacing w:after="60" w:before="120"/>
+      </w:pPr>
+      <w:r>
+        <w:rPr>
+          <w:rFonts w:ascii="Arial" w:cs="Arial" w:eastAsia="Arial" w:hAnsi="Arial"/>
+          <w:b/>
+          <w:bCs/>
+          <w:color w:val="FF002B"/>
+          <w:spacing w:val="3"/>
+          <w:sz w:val="15"/>
+          <w:szCs w:val="15"/>
+        </w:rPr>
+        <w:t xml:space="preserve">LOCATION</w:t>
+      </w:r>
+      <w:r>
+        <w:rPr>
+          <w:sz w:val="15"/>
+          <w:szCs w:val="15"/>
+        </w:rPr>
+        <w:t xml:space="preserve">      </w:t>
+      </w:r>
+    </w:p>
+    <w:tbl>
+      <w:tblPr>
+        <w:tblW w:type="pct" w:w="100%"/>
+        <w:tblBorders>
+          <w:top w:val="single" w:color="auto" w:sz="4"/>
+          <w:left w:val="single" w:color="auto" w:sz="4"/>
+          <w:bottom w:val="single" w:color="auto" w:sz="4"/>
+          <w:right w:val="single" w:color="auto" w:sz="4"/>
+          <w:insideH w:val="single" w:color="auto" w:sz="4"/>
+          <w:insideV w:val="single" w:color="auto" w:sz="4"/>
+        </w:tblBorders>
+      </w:tblPr>
+      <w:tblGrid>
+        <w:gridCol w:w="100"/>
+        <w:gridCol w:w="100"/>
+      </w:tblGrid>
+      <w:tr>
+        <w:tc>
+          <w:tcPr>
+            <w:tcW w:type="pct" w:w="50%"/>
+            <w:tcBorders>
+              <w:top w:val="none" w:color="auto" w:sz="0"/>
+              <w:left w:val="none" w:color="auto" w:sz="0"/>
+              <w:bottom w:val="none" w:color="auto" w:sz="0"/>
+              <w:right w:val="none" w:color="auto" w:sz="0"/>
+            </w:tcBorders>
+            <w:tcMar>
+              <w:left w:type="dxa" w:w="0"/>
+              <w:right w:type="dxa" w:w="200"/>
+            </w:tcMar>
+            <w:vAlign w:val="top"/>
+          </w:tcPr>
+          <w:p>
+            <w:pPr>
+              <w:pBdr>
+                <w:bottom w:val="single" w:color="D8D9DB" w:sz="4" w:space="4"/>
+              </w:pBdr>
+              <w:spacing w:after="60" w:before="120"/>
+            </w:pPr>
+            <w:r>
+              <w:rPr>
+                <w:rFonts w:ascii="Arial" w:cs="Arial" w:eastAsia="Arial" w:hAnsi="Arial"/>
+                <w:b/>
+                <w:bCs/>
+                <w:color w:val="FF002B"/>
+                <w:spacing w:val="3"/>
+                <w:sz w:val="15"/>
+                <w:szCs w:val="15"/>
+              </w:rPr>
+              <w:t xml:space="preserve">START DATE</w:t>
+            </w:r>
+            <w:r>
+              <w:br/>
+            </w:r>
+            <w:sdt>
+              <w:sdtPr>
+                <w:date>
+                  <w:dateFormat w:val="M/d/yyyy"/>
+                  <w:lid w:val="en-US"/>
+                  <w:storeMappedDataAs w:val="dateTime"/>
+                  <w:calendar w:val="gregorian"/>
+                </w:date>
+              </w:sdtPr>
+              <w:sdtContent>
+                <w:r>
+                  <w:rPr>
+                    <w:rFonts w:ascii="Calibri" w:cs="Calibri" w:eastAsia="Calibri" w:hAnsi="Calibri"/>
+                    <w:i/>
+                    <w:iCs/>
+                    <w:color w:val="5B5F66"/>
+                    <w:sz w:val="20"/>
+                    <w:szCs w:val="20"/>
+                  </w:rPr>
+                  <w:t xml:space="preserve">Click or tap to enter a date.</w:t>
+                </w:r>
+              </w:sdtContent>
+            </w:sdt>
+          </w:p>
+        </w:tc>
+        <w:tc>
+          <w:tcPr>
+            <w:tcW w:type="pct" w:w="50%"/>
+            <w:tcBorders>
+              <w:top w:val="none" w:color="auto" w:sz="0"/>
+              <w:left w:val="none" w:color="auto" w:sz="0"/>
+              <w:bottom w:val="none" w:color="auto" w:sz="0"/>
+              <w:right w:val="none" w:color="auto" w:sz="0"/>
+            </w:tcBorders>
+            <w:tcMar>
+              <w:left w:type="dxa" w:w="0"/>
+              <w:right w:type="dxa" w:w="200"/>
+            </w:tcMar>
+            <w:vAlign w:val="top"/>
+          </w:tcPr>
+          <w:p>
+            <w:pPr>
+              <w:pBdr>
+                <w:bottom w:val="single" w:color="D8D9DB" w:sz="4" w:space="4"/>
+              </w:pBdr>
+              <w:spacing w:after="60" w:before="120"/>
+            </w:pPr>
+            <w:r>
+              <w:rPr>
+                <w:rFonts w:ascii="Arial" w:cs="Arial" w:eastAsia="Arial" w:hAnsi="Arial"/>
+                <w:b/>
+                <w:bCs/>
+                <w:color w:val="FF002B"/>
+                <w:spacing w:val="3"/>
+                <w:sz w:val="15"/>
+                <w:szCs w:val="15"/>
+              </w:rPr>
+              <w:t xml:space="preserve">END DATE</w:t>
+            </w:r>
+            <w:r>
+              <w:br/>
+            </w:r>
+            <w:sdt>
+              <w:sdtPr>
+                <w:date>
+                  <w:dateFormat w:val="M/d/yyyy"/>
+                  <w:lid w:val="en-US"/>
+                  <w:storeMappedDataAs w:val="dateTime"/>
+                  <w:calendar w:val="gregorian"/>
+                </w:date>
+              </w:sdtPr>
+              <w:sdtContent>
+                <w:r>
+                  <w:rPr>
+                    <w:rFonts w:ascii="Calibri" w:cs="Calibri" w:eastAsia="Calibri" w:hAnsi="Calibri"/>
+                    <w:i/>
+                    <w:iCs/>
+                    <w:color w:val="5B5F66"/>
+                    <w:sz w:val="20"/>
+                    <w:szCs w:val="20"/>
+                  </w:rPr>
+                  <w:t xml:space="preserve">Click or tap to enter a date.</w:t>
+                </w:r>
+              </w:sdtContent>
+            </w:sdt>
+          </w:p>
+        </w:tc>
+      </w:tr>
+    </w:tbl>
+    <w:p>
+      <w:pPr>
+        <w:pBdr>
+          <w:bottom w:val="single" w:color="D8D9DB" w:sz="4" w:space="4"/>
+        </w:pBdr>
+        <w:spacing w:after="60" w:before="120"/>
+      </w:pPr>
+      <w:r>
+        <w:rPr>
+          <w:rFonts w:ascii="Arial" w:cs="Arial" w:eastAsia="Arial" w:hAnsi="Arial"/>
+          <w:b/>
+          <w:bCs/>
+          <w:color w:val="FF002B"/>
+          <w:spacing w:val="3"/>
+          <w:sz w:val="15"/>
+          <w:szCs w:val="15"/>
+        </w:rPr>
+        <w:t xml:space="preserve">CST CONDUCTING TRAINING</w:t>
+      </w:r>
+      <w:r>
+        <w:rPr>
+          <w:sz w:val="15"/>
+          <w:szCs w:val="15"/>
+        </w:rPr>
+        <w:t xml:space="preserve">      </w:t>
+      </w:r>
+    </w:p>
+    <w:p>
+      <w:pPr>
+        <w:pBdr>
+          <w:bottom w:val="single" w:color="FF002B" w:sz="10" w:space="4"/>
+        </w:pBdr>
+        <w:spacing w:after="120" w:before="200"/>
+      </w:pPr>
+      <w:r>
+        <w:rPr>
+          <w:rFonts w:ascii="Arial" w:cs="Arial" w:eastAsia="Arial" w:hAnsi="Arial"/>
+          <w:b/>
+          <w:bCs/>
+          <w:color w:val="0A0A0A"/>
+          <w:sz w:val="18"/>
+          <w:szCs w:val="18"/>
+        </w:rPr>
+        <w:t xml:space="preserve">WEEK #5</w:t>
+      </w:r>
+    </w:p>
+    <w:p>
+      <w:pPr>
+        <w:pBdr>
+          <w:bottom w:val="single" w:color="D8D9DB" w:sz="4" w:space="4"/>
+        </w:pBdr>
+        <w:spacing w:after="60" w:before="120"/>
+      </w:pPr>
+      <w:r>
+        <w:rPr>
+          <w:rFonts w:ascii="Arial" w:cs="Arial" w:eastAsia="Arial" w:hAnsi="Arial"/>
+          <w:b/>
+          <w:bCs/>
+          <w:color w:val="FF002B"/>
+          <w:spacing w:val="3"/>
+          <w:sz w:val="15"/>
+          <w:szCs w:val="15"/>
+        </w:rPr>
+        <w:t xml:space="preserve">LOCATION</w:t>
+      </w:r>
+      <w:r>
+        <w:rPr>
+          <w:sz w:val="15"/>
+          <w:szCs w:val="15"/>
+        </w:rPr>
+        <w:t xml:space="preserve">      </w:t>
+      </w:r>
+    </w:p>
+    <w:tbl>
+      <w:tblPr>
+        <w:tblW w:type="pct" w:w="100%"/>
+        <w:tblBorders>
+          <w:top w:val="single" w:color="auto" w:sz="4"/>
+          <w:left w:val="single" w:color="auto" w:sz="4"/>
+          <w:bottom w:val="single" w:color="auto" w:sz="4"/>
+          <w:right w:val="single" w:color="auto" w:sz="4"/>
+          <w:insideH w:val="single" w:color="auto" w:sz="4"/>
+          <w:insideV w:val="single" w:color="auto" w:sz="4"/>
+        </w:tblBorders>
+      </w:tblPr>
+      <w:tblGrid>
+        <w:gridCol w:w="100"/>
+        <w:gridCol w:w="100"/>
+      </w:tblGrid>
+      <w:tr>
+        <w:tc>
+          <w:tcPr>
+            <w:tcW w:type="pct" w:w="50%"/>
+            <w:tcBorders>
+              <w:top w:val="none" w:color="auto" w:sz="0"/>
+              <w:left w:val="none" w:color="auto" w:sz="0"/>
+              <w:bottom w:val="none" w:color="auto" w:sz="0"/>
+              <w:right w:val="none" w:color="auto" w:sz="0"/>
+            </w:tcBorders>
+            <w:tcMar>
+              <w:left w:type="dxa" w:w="0"/>
+              <w:right w:type="dxa" w:w="200"/>
+            </w:tcMar>
+            <w:vAlign w:val="top"/>
+          </w:tcPr>
+          <w:p>
+            <w:pPr>
+              <w:pBdr>
+                <w:bottom w:val="single" w:color="D8D9DB" w:sz="4" w:space="4"/>
+              </w:pBdr>
+              <w:spacing w:after="60" w:before="120"/>
+            </w:pPr>
+            <w:r>
+              <w:rPr>
+                <w:rFonts w:ascii="Arial" w:cs="Arial" w:eastAsia="Arial" w:hAnsi="Arial"/>
+                <w:b/>
+                <w:bCs/>
+                <w:color w:val="FF002B"/>
+                <w:spacing w:val="3"/>
+                <w:sz w:val="15"/>
+                <w:szCs w:val="15"/>
+              </w:rPr>
+              <w:t xml:space="preserve">START DATE</w:t>
+            </w:r>
+            <w:r>
+              <w:br/>
+            </w:r>
+            <w:sdt>
+              <w:sdtPr>
+                <w:date>
+                  <w:dateFormat w:val="M/d/yyyy"/>
+                  <w:lid w:val="en-US"/>
+                  <w:storeMappedDataAs w:val="dateTime"/>
+                  <w:calendar w:val="gregorian"/>
+                </w:date>
+              </w:sdtPr>
+              <w:sdtContent>
+                <w:r>
+                  <w:rPr>
+                    <w:rFonts w:ascii="Calibri" w:cs="Calibri" w:eastAsia="Calibri" w:hAnsi="Calibri"/>
+                    <w:i/>
+                    <w:iCs/>
+                    <w:color w:val="5B5F66"/>
+                    <w:sz w:val="20"/>
+                    <w:szCs w:val="20"/>
+                  </w:rPr>
+                  <w:t xml:space="preserve">Click or tap to enter a date.</w:t>
+                </w:r>
+              </w:sdtContent>
+            </w:sdt>
+          </w:p>
+        </w:tc>
+        <w:tc>
+          <w:tcPr>
+            <w:tcW w:type="pct" w:w="50%"/>
+            <w:tcBorders>
+              <w:top w:val="none" w:color="auto" w:sz="0"/>
+              <w:left w:val="none" w:color="auto" w:sz="0"/>
+              <w:bottom w:val="none" w:color="auto" w:sz="0"/>
+              <w:right w:val="none" w:color="auto" w:sz="0"/>
+            </w:tcBorders>
+            <w:tcMar>
+              <w:left w:type="dxa" w:w="0"/>
+              <w:right w:type="dxa" w:w="200"/>
+            </w:tcMar>
+            <w:vAlign w:val="top"/>
+          </w:tcPr>
+          <w:p>
+            <w:pPr>
+              <w:pBdr>
+                <w:bottom w:val="single" w:color="D8D9DB" w:sz="4" w:space="4"/>
+              </w:pBdr>
+              <w:spacing w:after="60" w:before="120"/>
+            </w:pPr>
+            <w:r>
+              <w:rPr>
+                <w:rFonts w:ascii="Arial" w:cs="Arial" w:eastAsia="Arial" w:hAnsi="Arial"/>
+                <w:b/>
+                <w:bCs/>
+                <w:color w:val="FF002B"/>
+                <w:spacing w:val="3"/>
+                <w:sz w:val="15"/>
+                <w:szCs w:val="15"/>
+              </w:rPr>
+              <w:t xml:space="preserve">END DATE</w:t>
+            </w:r>
+            <w:r>
+              <w:br/>
+            </w:r>
+            <w:sdt>
+              <w:sdtPr>
+                <w:date>
+                  <w:dateFormat w:val="M/d/yyyy"/>
+                  <w:lid w:val="en-US"/>
+                  <w:storeMappedDataAs w:val="dateTime"/>
+                  <w:calendar w:val="gregorian"/>
+                </w:date>
+              </w:sdtPr>
+              <w:sdtContent>
+                <w:r>
+                  <w:rPr>
+                    <w:rFonts w:ascii="Calibri" w:cs="Calibri" w:eastAsia="Calibri" w:hAnsi="Calibri"/>
+                    <w:i/>
+                    <w:iCs/>
+                    <w:color w:val="5B5F66"/>
+                    <w:sz w:val="20"/>
+                    <w:szCs w:val="20"/>
+                  </w:rPr>
+                  <w:t xml:space="preserve">Click or tap to enter a date.</w:t>
+                </w:r>
+              </w:sdtContent>
+            </w:sdt>
+          </w:p>
+        </w:tc>
+      </w:tr>
+    </w:tbl>
+    <w:p>
+      <w:pPr>
+        <w:pBdr>
+          <w:bottom w:val="single" w:color="D8D9DB" w:sz="4" w:space="4"/>
+        </w:pBdr>
+        <w:spacing w:after="60" w:before="120"/>
+      </w:pPr>
+      <w:r>
+        <w:rPr>
+          <w:rFonts w:ascii="Arial" w:cs="Arial" w:eastAsia="Arial" w:hAnsi="Arial"/>
+          <w:b/>
+          <w:bCs/>
+          <w:color w:val="FF002B"/>
+          <w:spacing w:val="3"/>
+          <w:sz w:val="15"/>
+          <w:szCs w:val="15"/>
+        </w:rPr>
+        <w:t xml:space="preserve">CST CONDUCTING TRAINING</w:t>
+      </w:r>
+      <w:r>
+        <w:rPr>
+          <w:sz w:val="15"/>
+          <w:szCs w:val="15"/>
+        </w:rPr>
+        <w:t xml:space="preserve">      </w:t>
+      </w:r>
+    </w:p>
+    <w:p>
+      <w:pPr>
+        <w:pBdr>
+          <w:bottom w:val="single" w:color="FF002B" w:sz="10" w:space="4"/>
+        </w:pBdr>
+        <w:spacing w:after="120" w:before="200"/>
+      </w:pPr>
+      <w:r>
+        <w:rPr>
+          <w:rFonts w:ascii="Arial" w:cs="Arial" w:eastAsia="Arial" w:hAnsi="Arial"/>
+          <w:b/>
+          <w:bCs/>
+          <w:color w:val="0A0A0A"/>
+          <w:sz w:val="18"/>
+          <w:szCs w:val="18"/>
+        </w:rPr>
+        <w:t xml:space="preserve">WEEK #6</w:t>
+      </w:r>
+    </w:p>
+    <w:p>
+      <w:pPr>
+        <w:pBdr>
+          <w:bottom w:val="single" w:color="D8D9DB" w:sz="4" w:space="4"/>
+        </w:pBdr>
+        <w:spacing w:after="60" w:before="120"/>
+      </w:pPr>
+      <w:r>
+        <w:rPr>
+          <w:rFonts w:ascii="Arial" w:cs="Arial" w:eastAsia="Arial" w:hAnsi="Arial"/>
+          <w:b/>
+          <w:bCs/>
+          <w:color w:val="FF002B"/>
+          <w:spacing w:val="3"/>
+          <w:sz w:val="15"/>
+          <w:szCs w:val="15"/>
+        </w:rPr>
+        <w:t xml:space="preserve">LOCATION</w:t>
+      </w:r>
+      <w:r>
+        <w:rPr>
+          <w:sz w:val="15"/>
+          <w:szCs w:val="15"/>
+        </w:rPr>
+        <w:t xml:space="preserve">      </w:t>
+      </w:r>
+    </w:p>
+    <w:tbl>
+      <w:tblPr>
+        <w:tblW w:type="pct" w:w="100%"/>
+        <w:tblBorders>
+          <w:top w:val="single" w:color="auto" w:sz="4"/>
+          <w:left w:val="single" w:color="auto" w:sz="4"/>
+          <w:bottom w:val="single" w:color="auto" w:sz="4"/>
+          <w:right w:val="single" w:color="auto" w:sz="4"/>
+          <w:insideH w:val="single" w:color="auto" w:sz="4"/>
+          <w:insideV w:val="single" w:color="auto" w:sz="4"/>
+        </w:tblBorders>
+      </w:tblPr>
+      <w:tblGrid>
+        <w:gridCol w:w="100"/>
+        <w:gridCol w:w="100"/>
+      </w:tblGrid>
+      <w:tr>
+        <w:tc>
+          <w:tcPr>
+            <w:tcW w:type="pct" w:w="50%"/>
+            <w:tcBorders>
+              <w:top w:val="none" w:color="auto" w:sz="0"/>
+              <w:left w:val="none" w:color="auto" w:sz="0"/>
+              <w:bottom w:val="none" w:color="auto" w:sz="0"/>
+              <w:right w:val="none" w:color="auto" w:sz="0"/>
+            </w:tcBorders>
+            <w:tcMar>
+              <w:left w:type="dxa" w:w="0"/>
+              <w:right w:type="dxa" w:w="200"/>
+            </w:tcMar>
+            <w:vAlign w:val="top"/>
+          </w:tcPr>
+          <w:p>
+            <w:pPr>
+              <w:pBdr>
+                <w:bottom w:val="single" w:color="D8D9DB" w:sz="4" w:space="4"/>
+              </w:pBdr>
+              <w:spacing w:after="60" w:before="120"/>
+            </w:pPr>
+            <w:r>
+              <w:rPr>
+                <w:rFonts w:ascii="Arial" w:cs="Arial" w:eastAsia="Arial" w:hAnsi="Arial"/>
+                <w:b/>
+                <w:bCs/>
+                <w:color w:val="FF002B"/>
+                <w:spacing w:val="3"/>
+                <w:sz w:val="15"/>
+                <w:szCs w:val="15"/>
+              </w:rPr>
+              <w:t xml:space="preserve">START DATE</w:t>
+            </w:r>
+            <w:r>
+              <w:br/>
+            </w:r>
+            <w:sdt>
+              <w:sdtPr>
+                <w:date>
+                  <w:dateFormat w:val="M/d/yyyy"/>
+                  <w:lid w:val="en-US"/>
+                  <w:storeMappedDataAs w:val="dateTime"/>
+                  <w:calendar w:val="gregorian"/>
+                </w:date>
+              </w:sdtPr>
+              <w:sdtContent>
+                <w:r>
+                  <w:rPr>
+                    <w:rFonts w:ascii="Calibri" w:cs="Calibri" w:eastAsia="Calibri" w:hAnsi="Calibri"/>
+                    <w:i/>
+                    <w:iCs/>
+                    <w:color w:val="5B5F66"/>
+                    <w:sz w:val="20"/>
+                    <w:szCs w:val="20"/>
+                  </w:rPr>
+                  <w:t xml:space="preserve">Click or tap to enter a date.</w:t>
+                </w:r>
+              </w:sdtContent>
+            </w:sdt>
+          </w:p>
+        </w:tc>
+        <w:tc>
+          <w:tcPr>
+            <w:tcW w:type="pct" w:w="50%"/>
+            <w:tcBorders>
+              <w:top w:val="none" w:color="auto" w:sz="0"/>
+              <w:left w:val="none" w:color="auto" w:sz="0"/>
+              <w:bottom w:val="none" w:color="auto" w:sz="0"/>
+              <w:right w:val="none" w:color="auto" w:sz="0"/>
+            </w:tcBorders>
+            <w:tcMar>
+              <w:left w:type="dxa" w:w="0"/>
+              <w:right w:type="dxa" w:w="200"/>
+            </w:tcMar>
+            <w:vAlign w:val="top"/>
+          </w:tcPr>
+          <w:p>
+            <w:pPr>
+              <w:pBdr>
+                <w:bottom w:val="single" w:color="D8D9DB" w:sz="4" w:space="4"/>
+              </w:pBdr>
+              <w:spacing w:after="60" w:before="120"/>
+            </w:pPr>
+            <w:r>
+              <w:rPr>
+                <w:rFonts w:ascii="Arial" w:cs="Arial" w:eastAsia="Arial" w:hAnsi="Arial"/>
+                <w:b/>
+                <w:bCs/>
+                <w:color w:val="FF002B"/>
+                <w:spacing w:val="3"/>
+                <w:sz w:val="15"/>
+                <w:szCs w:val="15"/>
+              </w:rPr>
+              <w:t xml:space="preserve">END DATE</w:t>
+            </w:r>
+            <w:r>
+              <w:br/>
+            </w:r>
+            <w:sdt>
+              <w:sdtPr>
+                <w:date>
+                  <w:dateFormat w:val="M/d/yyyy"/>
+                  <w:lid w:val="en-US"/>
+                  <w:storeMappedDataAs w:val="dateTime"/>
+                  <w:calendar w:val="gregorian"/>
+                </w:date>
+              </w:sdtPr>
+              <w:sdtContent>
+                <w:r>
+                  <w:rPr>
+                    <w:rFonts w:ascii="Calibri" w:cs="Calibri" w:eastAsia="Calibri" w:hAnsi="Calibri"/>
+                    <w:i/>
+                    <w:iCs/>
+                    <w:color w:val="5B5F66"/>
+                    <w:sz w:val="20"/>
+                    <w:szCs w:val="20"/>
+                  </w:rPr>
+                  <w:t xml:space="preserve">Click or tap to enter a date.</w:t>
+                </w:r>
+              </w:sdtContent>
+            </w:sdt>
+          </w:p>
+        </w:tc>
+      </w:tr>
+    </w:tbl>
+    <w:p>
+      <w:pPr>
+        <w:pBdr>
+          <w:bottom w:val="single" w:color="D8D9DB" w:sz="4" w:space="4"/>
+        </w:pBdr>
+        <w:spacing w:after="60" w:before="120"/>
+      </w:pPr>
+      <w:r>
+        <w:rPr>
+          <w:rFonts w:ascii="Arial" w:cs="Arial" w:eastAsia="Arial" w:hAnsi="Arial"/>
+          <w:b/>
+          <w:bCs/>
+          <w:color w:val="FF002B"/>
+          <w:spacing w:val="3"/>
+          <w:sz w:val="15"/>
+          <w:szCs w:val="15"/>
+        </w:rPr>
+        <w:t xml:space="preserve">CST CONDUCTING TRAINING</w:t>
+      </w:r>
+      <w:r>
+        <w:rPr>
+          <w:sz w:val="15"/>
+          <w:szCs w:val="15"/>
+        </w:rPr>
+        <w:t xml:space="preserve">      </w:t>
+      </w:r>
+    </w:p>
+    <w:p>
+      <w:pPr>
+        <w:pBdr>
+          <w:bottom w:val="single" w:color="FF002B" w:sz="10" w:space="4"/>
+        </w:pBdr>
+        <w:spacing w:after="120" w:before="200"/>
+      </w:pPr>
+      <w:r>
+        <w:rPr>
+          <w:rFonts w:ascii="Arial" w:cs="Arial" w:eastAsia="Arial" w:hAnsi="Arial"/>
+          <w:b/>
+          <w:bCs/>
+          <w:color w:val="0A0A0A"/>
+          <w:sz w:val="18"/>
+          <w:szCs w:val="18"/>
+        </w:rPr>
+        <w:t xml:space="preserve">WEEK #7: NATIONAL TRAINING MANAGER REVIEW FOR BASIC NEW HIRE</w:t>
+      </w:r>
+    </w:p>
+    <w:p>
+      <w:pPr>
+        <w:pBdr>
+          <w:bottom w:val="single" w:color="D8D9DB" w:sz="4" w:space="4"/>
+        </w:pBdr>
+        <w:spacing w:after="60" w:before="120"/>
+      </w:pPr>
+      <w:r>
+        <w:rPr>
+          <w:rFonts w:ascii="Arial" w:cs="Arial" w:eastAsia="Arial" w:hAnsi="Arial"/>
+          <w:b/>
+          <w:bCs/>
+          <w:color w:val="FF002B"/>
+          <w:spacing w:val="3"/>
+          <w:sz w:val="15"/>
+          <w:szCs w:val="15"/>
+        </w:rPr>
+        <w:t xml:space="preserve">LOCATION</w:t>
+      </w:r>
+      <w:r>
+        <w:rPr>
+          <w:sz w:val="15"/>
+          <w:szCs w:val="15"/>
+        </w:rPr>
+        <w:t xml:space="preserve">      </w:t>
+      </w:r>
+    </w:p>
+    <w:tbl>
+      <w:tblPr>
+        <w:tblW w:type="pct" w:w="100%"/>
+        <w:tblBorders>
+          <w:top w:val="single" w:color="auto" w:sz="4"/>
+          <w:left w:val="single" w:color="auto" w:sz="4"/>
+          <w:bottom w:val="single" w:color="auto" w:sz="4"/>
+          <w:right w:val="single" w:color="auto" w:sz="4"/>
+          <w:insideH w:val="single" w:color="auto" w:sz="4"/>
+          <w:insideV w:val="single" w:color="auto" w:sz="4"/>
+        </w:tblBorders>
+      </w:tblPr>
+      <w:tblGrid>
+        <w:gridCol w:w="100"/>
+        <w:gridCol w:w="100"/>
+      </w:tblGrid>
+      <w:tr>
+        <w:tc>
+          <w:tcPr>
+            <w:tcW w:type="pct" w:w="50%"/>
+            <w:tcBorders>
+              <w:top w:val="none" w:color="auto" w:sz="0"/>
+              <w:left w:val="none" w:color="auto" w:sz="0"/>
+              <w:bottom w:val="none" w:color="auto" w:sz="0"/>
+              <w:right w:val="none" w:color="auto" w:sz="0"/>
+            </w:tcBorders>
+            <w:tcMar>
+              <w:left w:type="dxa" w:w="0"/>
+              <w:right w:type="dxa" w:w="200"/>
+            </w:tcMar>
+            <w:vAlign w:val="top"/>
+          </w:tcPr>
+          <w:p>
+            <w:pPr>
+              <w:pBdr>
+                <w:bottom w:val="single" w:color="D8D9DB" w:sz="4" w:space="4"/>
+              </w:pBdr>
+              <w:spacing w:after="60" w:before="120"/>
+            </w:pPr>
+            <w:r>
+              <w:rPr>
+                <w:rFonts w:ascii="Arial" w:cs="Arial" w:eastAsia="Arial" w:hAnsi="Arial"/>
+                <w:b/>
+                <w:bCs/>
+                <w:color w:val="FF002B"/>
+                <w:spacing w:val="3"/>
+                <w:sz w:val="15"/>
+                <w:szCs w:val="15"/>
+              </w:rPr>
+              <w:t xml:space="preserve">START DATE</w:t>
+            </w:r>
+            <w:r>
+              <w:br/>
+            </w:r>
+            <w:sdt>
+              <w:sdtPr>
+                <w:date>
+                  <w:dateFormat w:val="M/d/yyyy"/>
+                  <w:lid w:val="en-US"/>
+                  <w:storeMappedDataAs w:val="dateTime"/>
+                  <w:calendar w:val="gregorian"/>
+                </w:date>
+              </w:sdtPr>
+              <w:sdtContent>
+                <w:r>
+                  <w:rPr>
+                    <w:rFonts w:ascii="Calibri" w:cs="Calibri" w:eastAsia="Calibri" w:hAnsi="Calibri"/>
+                    <w:i/>
+                    <w:iCs/>
+                    <w:color w:val="5B5F66"/>
+                    <w:sz w:val="20"/>
+                    <w:szCs w:val="20"/>
+                  </w:rPr>
+                  <w:t xml:space="preserve">Click or tap to enter a date.</w:t>
+                </w:r>
+              </w:sdtContent>
+            </w:sdt>
+          </w:p>
+        </w:tc>
+        <w:tc>
+          <w:tcPr>
+            <w:tcW w:type="pct" w:w="50%"/>
+            <w:tcBorders>
+              <w:top w:val="none" w:color="auto" w:sz="0"/>
+              <w:left w:val="none" w:color="auto" w:sz="0"/>
+              <w:bottom w:val="none" w:color="auto" w:sz="0"/>
+              <w:right w:val="none" w:color="auto" w:sz="0"/>
+            </w:tcBorders>
+            <w:tcMar>
+              <w:left w:type="dxa" w:w="0"/>
+              <w:right w:type="dxa" w:w="200"/>
+            </w:tcMar>
+            <w:vAlign w:val="top"/>
+          </w:tcPr>
+          <w:p>
+            <w:pPr>
+              <w:pBdr>
+                <w:bottom w:val="single" w:color="D8D9DB" w:sz="4" w:space="4"/>
+              </w:pBdr>
+              <w:spacing w:after="60" w:before="120"/>
+            </w:pPr>
+            <w:r>
+              <w:rPr>
+                <w:rFonts w:ascii="Arial" w:cs="Arial" w:eastAsia="Arial" w:hAnsi="Arial"/>
+                <w:b/>
+                <w:bCs/>
+                <w:color w:val="FF002B"/>
+                <w:spacing w:val="3"/>
+                <w:sz w:val="15"/>
+                <w:szCs w:val="15"/>
+              </w:rPr>
+              <w:t xml:space="preserve">END DATE</w:t>
+            </w:r>
+            <w:r>
+              <w:br/>
+            </w:r>
+            <w:sdt>
+              <w:sdtPr>
+                <w:date>
+                  <w:dateFormat w:val="M/d/yyyy"/>
+                  <w:lid w:val="en-US"/>
+                  <w:storeMappedDataAs w:val="dateTime"/>
+                  <w:calendar w:val="gregorian"/>
+                </w:date>
+              </w:sdtPr>
+              <w:sdtContent>
+                <w:r>
+                  <w:rPr>
+                    <w:rFonts w:ascii="Calibri" w:cs="Calibri" w:eastAsia="Calibri" w:hAnsi="Calibri"/>
+                    <w:i/>
+                    <w:iCs/>
+                    <w:color w:val="5B5F66"/>
+                    <w:sz w:val="20"/>
+                    <w:szCs w:val="20"/>
+                  </w:rPr>
+                  <w:t xml:space="preserve">Click or tap to enter a date.</w:t>
+                </w:r>
+              </w:sdtContent>
+            </w:sdt>
+          </w:p>
+        </w:tc>
+      </w:tr>
+    </w:tbl>
+    <w:p>
+      <w:pPr>
+        <w:pBdr>
+          <w:bottom w:val="single" w:color="D8D9DB" w:sz="4" w:space="4"/>
+        </w:pBdr>
+        <w:spacing w:after="60" w:before="120"/>
+      </w:pPr>
+      <w:r>
+        <w:rPr>
+          <w:rFonts w:ascii="Arial" w:cs="Arial" w:eastAsia="Arial" w:hAnsi="Arial"/>
+          <w:b/>
+          <w:bCs/>
+          <w:color w:val="FF002B"/>
+          <w:spacing w:val="3"/>
+          <w:sz w:val="15"/>
+          <w:szCs w:val="15"/>
+        </w:rPr>
+        <w:t xml:space="preserve">CST CONDUCTING TRAINING</w:t>
+      </w:r>
+      <w:r>
+        <w:rPr>
+          <w:sz w:val="15"/>
+          <w:szCs w:val="15"/>
+        </w:rPr>
+        <w:t xml:space="preserve">      </w:t>
       </w:r>
     </w:p>
     <w:p>
@@ -2920,6 +4236,33 @@
     <w:p>
       <w:pPr>
         <w:pBdr>
+          <w:bottom w:val="single" w:color="D8D9DB" w:sz="4" w:space="4"/>
+        </w:pBdr>
+        <w:spacing w:after="60" w:before="120"/>
+      </w:pPr>
+      <w:r>
+        <w:rPr>
+          <w:rFonts w:ascii="Arial" w:cs="Arial" w:eastAsia="Arial" w:hAnsi="Arial"/>
+          <w:b/>
+          <w:bCs/>
+          <w:color w:val="FF002B"/>
+          <w:spacing w:val="3"/>
+          <w:sz w:val="15"/>
+          <w:szCs w:val="15"/>
+        </w:rPr>
+        <w:t xml:space="preserve">EMAIL</w:t>
+      </w:r>
+      <w:r>
+        <w:rPr>
+          <w:sz w:val="15"/>
+          <w:szCs w:val="15"/>
+        </w:rPr>
+        <w:t xml:space="preserve">      </w:t>
+      </w:r>
+    </w:p>
+    <w:p>
+      <w:pPr>
+        <w:pBdr>
           <w:bottom w:val="single" w:color="D8D9DB" w:sz="4" w:space="2"/>
         </w:pBdr>
         <w:tabs>
@@ -2936,7 +4279,34 @@
           <w:sz w:val="19"/>
           <w:szCs w:val="19"/>
         </w:rPr>
-        <w:t xml:space="preserve">Email	</w:t>
+        <w:t xml:space="preserve">NPM Signature	</w:t>
+      </w:r>
+    </w:p>
+    <w:p>
+      <w:pPr>
+        <w:pBdr>
+          <w:bottom w:val="single" w:color="D8D9DB" w:sz="4" w:space="4"/>
+        </w:pBdr>
+        <w:spacing w:after="60" w:before="120"/>
+      </w:pPr>
+      <w:r>
+        <w:rPr>
+          <w:rFonts w:ascii="Arial" w:cs="Arial" w:eastAsia="Arial" w:hAnsi="Arial"/>
+          <w:b/>
+          <w:bCs/>
+          <w:color w:val="FF002B"/>
+          <w:spacing w:val="3"/>
+          <w:sz w:val="15"/>
+          <w:szCs w:val="15"/>
+        </w:rPr>
+        <w:t xml:space="preserve">EMAIL</w:t>
+      </w:r>
+      <w:r>
+        <w:rPr>
+          <w:sz w:val="15"/>
+          <w:szCs w:val="15"/>
+        </w:rPr>
+        <w:t xml:space="preserve">      </w:t>
       </w:r>
     </w:p>
     <w:p>
@@ -2958,73 +4328,34 @@
           <w:sz w:val="19"/>
           <w:szCs w:val="19"/>
         </w:rPr>
-        <w:t xml:space="preserve">NPM Signature	</w:t>
-      </w:r>
-    </w:p>
-    <w:p>
-      <w:pPr>
-        <w:pBdr>
-          <w:bottom w:val="single" w:color="D8D9DB" w:sz="4" w:space="2"/>
-        </w:pBdr>
-        <w:tabs>
-          <w:tab w:val="left" w:pos="3600"/>
-        </w:tabs>
-        <w:spacing w:after="60" w:before="200"/>
-      </w:pPr>
-      <w:r>
-        <w:rPr>
-          <w:rFonts w:ascii="Calibri" w:cs="Calibri" w:eastAsia="Calibri" w:hAnsi="Calibri"/>
-          <w:b/>
-          <w:bCs/>
-          <w:color w:val="26282B"/>
-          <w:sz w:val="19"/>
-          <w:szCs w:val="19"/>
-        </w:rPr>
-        <w:t xml:space="preserve">Email	</w:t>
-      </w:r>
-    </w:p>
-    <w:p>
-      <w:pPr>
-        <w:pBdr>
-          <w:bottom w:val="single" w:color="D8D9DB" w:sz="4" w:space="2"/>
-        </w:pBdr>
-        <w:tabs>
-          <w:tab w:val="left" w:pos="3600"/>
-        </w:tabs>
-        <w:spacing w:after="60" w:before="200"/>
-      </w:pPr>
-      <w:r>
-        <w:rPr>
-          <w:rFonts w:ascii="Calibri" w:cs="Calibri" w:eastAsia="Calibri" w:hAnsi="Calibri"/>
-          <w:b/>
-          <w:bCs/>
-          <w:color w:val="26282B"/>
-          <w:sz w:val="19"/>
-          <w:szCs w:val="19"/>
-        </w:rPr>
         <w:t xml:space="preserve">NQCM Signature	</w:t>
       </w:r>
     </w:p>
     <w:p>
       <w:pPr>
         <w:pBdr>
-          <w:bottom w:val="single" w:color="D8D9DB" w:sz="4" w:space="2"/>
-        </w:pBdr>
-        <w:tabs>
-          <w:tab w:val="left" w:pos="3600"/>
-        </w:tabs>
-        <w:spacing w:after="60" w:before="200"/>
-      </w:pPr>
-      <w:r>
-        <w:rPr>
-          <w:rFonts w:ascii="Calibri" w:cs="Calibri" w:eastAsia="Calibri" w:hAnsi="Calibri"/>
-          <w:b/>
-          <w:bCs/>
-          <w:color w:val="26282B"/>
-          <w:sz w:val="19"/>
-          <w:szCs w:val="19"/>
-        </w:rPr>
-        <w:t xml:space="preserve">Email	</w:t>
+          <w:bottom w:val="single" w:color="D8D9DB" w:sz="4" w:space="4"/>
+        </w:pBdr>
+        <w:spacing w:after="60" w:before="120"/>
+      </w:pPr>
+      <w:r>
+        <w:rPr>
+          <w:rFonts w:ascii="Arial" w:cs="Arial" w:eastAsia="Arial" w:hAnsi="Arial"/>
+          <w:b/>
+          <w:bCs/>
+          <w:color w:val="FF002B"/>
+          <w:spacing w:val="3"/>
+          <w:sz w:val="15"/>
+          <w:szCs w:val="15"/>
+        </w:rPr>
+        <w:t xml:space="preserve">EMAIL</w:t>
+      </w:r>
+      <w:r>
+        <w:rPr>
+          <w:sz w:val="15"/>
+          <w:szCs w:val="15"/>
+        </w:rPr>
+        <w:t xml:space="preserve">      </w:t>
       </w:r>
     </w:p>
     <w:p>
@@ -3061,7 +4392,7 @@
           <w:sz w:val="20"/>
           <w:szCs w:val="20"/>
         </w:rPr>
-        <w:t xml:space="preserve"> </w:t>
+        <w:t xml:space="preserve"> </w:t>
       </w:r>
     </w:p>
     <w:p>
@@ -3079,7 +4410,7 @@
           <w:sz w:val="20"/>
           <w:szCs w:val="20"/>
         </w:rPr>
-        <w:t xml:space="preserve"> </w:t>
+        <w:t xml:space="preserve"> </w:t>
       </w:r>
     </w:p>
     <w:p>
@@ -3097,7 +4428,7 @@
           <w:sz w:val="20"/>
           <w:szCs w:val="20"/>
         </w:rPr>
-        <w:t xml:space="preserve"> </w:t>
+        <w:t xml:space="preserve"> </w:t>
       </w:r>
     </w:p>
     <w:p>
@@ -3115,7 +4446,7 @@
           <w:sz w:val="20"/>
           <w:szCs w:val="20"/>
         </w:rPr>
-        <w:t xml:space="preserve"> </w:t>
+        <w:t xml:space="preserve"> </w:t>
       </w:r>
     </w:p>
     <w:p>
@@ -3133,7 +4464,7 @@
           <w:sz w:val="20"/>
           <w:szCs w:val="20"/>
         </w:rPr>
-        <w:t xml:space="preserve"> </w:t>
+        <w:t xml:space="preserve"> </w:t>
       </w:r>
     </w:p>
     <w:p>
@@ -3152,7 +4483,7 @@
           <w:sz w:val="20"/>
           <w:szCs w:val="20"/>
         </w:rPr>
-        <w:t xml:space="preserve"> </w:t>
+        <w:t xml:space="preserve"> </w:t>
       </w:r>
     </w:p>
     <w:p>
@@ -3189,7 +4520,7 @@
           <w:sz w:val="20"/>
           <w:szCs w:val="20"/>
         </w:rPr>
-        <w:t xml:space="preserve"> </w:t>
+        <w:t xml:space="preserve"> </w:t>
       </w:r>
     </w:p>
     <w:p>
@@ -3207,7 +4538,7 @@
           <w:sz w:val="20"/>
           <w:szCs w:val="20"/>
         </w:rPr>
-        <w:t xml:space="preserve"> </w:t>
+        <w:t xml:space="preserve"> </w:t>
       </w:r>
     </w:p>
     <w:p>
@@ -3225,7 +4556,7 @@
           <w:sz w:val="20"/>
           <w:szCs w:val="20"/>
         </w:rPr>
-        <w:t xml:space="preserve"> </w:t>
+        <w:t xml:space="preserve"> </w:t>
       </w:r>
     </w:p>
     <w:p>
@@ -3243,7 +4574,7 @@
           <w:sz w:val="20"/>
           <w:szCs w:val="20"/>
         </w:rPr>
-        <w:t xml:space="preserve"> </w:t>
+        <w:t xml:space="preserve"> </w:t>
       </w:r>
     </w:p>
     <w:p>
@@ -3261,7 +4592,7 @@
           <w:sz w:val="20"/>
           <w:szCs w:val="20"/>
         </w:rPr>
-        <w:t xml:space="preserve"> </w:t>
+        <w:t xml:space="preserve"> </w:t>
       </w:r>
     </w:p>
     <w:p>
@@ -3280,7 +4611,7 @@
           <w:sz w:val="20"/>
           <w:szCs w:val="20"/>
         </w:rPr>
-        <w:t xml:space="preserve"> </w:t>
+        <w:t xml:space="preserve"> </w:t>
       </w:r>
     </w:p>
     <w:sectPr>

--- a/exports/cifso-certification-forms/valletta_site_trainer_candidate_qualifications.docx
+++ b/exports/cifso-certification-forms/valletta_site_trainer_candidate_qualifications.docx
@@ -21,7 +21,7 @@
     <w:p>
       <w:pPr>
         <w:pBdr>
-          <w:bottom w:val="single" w:color="FF002B" w:sz="18" w:space="4"/>
+          <w:bottom w:val="single" w:color="1B4FA0" w:sz="18" w:space="4"/>
         </w:pBdr>
         <w:spacing w:after="160"/>
       </w:pPr>
@@ -59,7 +59,7 @@
           <w:rFonts w:ascii="Arial" w:cs="Arial" w:eastAsia="Arial" w:hAnsi="Arial"/>
           <w:b/>
           <w:bCs/>
-          <w:color w:val="FF002B"/>
+          <w:color w:val="1B4FA0"/>
           <w:spacing w:val="3"/>
           <w:sz w:val="15"/>
           <w:szCs w:val="15"/>
@@ -86,7 +86,7 @@
           <w:rFonts w:ascii="Arial" w:cs="Arial" w:eastAsia="Arial" w:hAnsi="Arial"/>
           <w:b/>
           <w:bCs/>
-          <w:color w:val="FF002B"/>
+          <w:color w:val="1B4FA0"/>
           <w:spacing w:val="3"/>
           <w:sz w:val="15"/>
           <w:szCs w:val="15"/>
@@ -104,7 +104,7 @@
     <w:p>
       <w:pPr>
         <w:pBdr>
-          <w:bottom w:val="single" w:color="FF002B" w:sz="10" w:space="4"/>
+          <w:bottom w:val="single" w:color="1B4FA0" w:sz="10" w:space="4"/>
         </w:pBdr>
         <w:spacing w:after="120" w:before="200"/>
       </w:pPr>
@@ -195,7 +195,7 @@
                 <w:rFonts w:ascii="Arial" w:cs="Arial" w:eastAsia="Arial" w:hAnsi="Arial"/>
                 <w:b/>
                 <w:bCs/>
-                <w:color w:val="FF002B"/>
+                <w:color w:val="1B4FA0"/>
                 <w:spacing w:val="3"/>
                 <w:sz w:val="15"/>
                 <w:szCs w:val="15"/>
@@ -276,7 +276,7 @@
                 <w:rFonts w:ascii="Arial" w:cs="Arial" w:eastAsia="Arial" w:hAnsi="Arial"/>
                 <w:b/>
                 <w:bCs/>
-                <w:color w:val="FF002B"/>
+                <w:color w:val="1B4FA0"/>
                 <w:spacing w:val="3"/>
                 <w:sz w:val="15"/>
                 <w:szCs w:val="15"/>
@@ -337,7 +337,7 @@
           <w:rFonts w:ascii="Arial" w:cs="Arial" w:eastAsia="Arial" w:hAnsi="Arial"/>
           <w:b/>
           <w:bCs/>
-          <w:color w:val="FF002B"/>
+          <w:color w:val="1B4FA0"/>
           <w:spacing w:val="3"/>
           <w:sz w:val="15"/>
           <w:szCs w:val="15"/>
@@ -433,7 +433,7 @@
           <w:rFonts w:ascii="Arial" w:cs="Arial" w:eastAsia="Arial" w:hAnsi="Arial"/>
           <w:b/>
           <w:bCs/>
-          <w:color w:val="FF002B"/>
+          <w:color w:val="1B4FA0"/>
           <w:spacing w:val="3"/>
           <w:sz w:val="15"/>
           <w:szCs w:val="15"/>
@@ -579,7 +579,7 @@
                 <w:rFonts w:ascii="Arial" w:cs="Arial" w:eastAsia="Arial" w:hAnsi="Arial"/>
                 <w:b/>
                 <w:bCs/>
-                <w:color w:val="FF002B"/>
+                <w:color w:val="1B4FA0"/>
                 <w:spacing w:val="3"/>
                 <w:sz w:val="15"/>
                 <w:szCs w:val="15"/>
@@ -640,7 +640,7 @@
                 <w:rFonts w:ascii="Arial" w:cs="Arial" w:eastAsia="Arial" w:hAnsi="Arial"/>
                 <w:b/>
                 <w:bCs/>
-                <w:color w:val="FF002B"/>
+                <w:color w:val="1B4FA0"/>
                 <w:spacing w:val="3"/>
                 <w:sz w:val="15"/>
                 <w:szCs w:val="15"/>
@@ -721,7 +721,7 @@
                 <w:rFonts w:ascii="Arial" w:cs="Arial" w:eastAsia="Arial" w:hAnsi="Arial"/>
                 <w:b/>
                 <w:bCs/>
-                <w:color w:val="FF002B"/>
+                <w:color w:val="1B4FA0"/>
                 <w:spacing w:val="3"/>
                 <w:sz w:val="15"/>
                 <w:szCs w:val="15"/>
@@ -782,7 +782,7 @@
                 <w:rFonts w:ascii="Arial" w:cs="Arial" w:eastAsia="Arial" w:hAnsi="Arial"/>
                 <w:b/>
                 <w:bCs/>
-                <w:color w:val="FF002B"/>
+                <w:color w:val="1B4FA0"/>
                 <w:spacing w:val="3"/>
                 <w:sz w:val="15"/>
                 <w:szCs w:val="15"/>
@@ -863,7 +863,7 @@
                 <w:rFonts w:ascii="Arial" w:cs="Arial" w:eastAsia="Arial" w:hAnsi="Arial"/>
                 <w:b/>
                 <w:bCs/>
-                <w:color w:val="FF002B"/>
+                <w:color w:val="1B4FA0"/>
                 <w:spacing w:val="3"/>
                 <w:sz w:val="15"/>
                 <w:szCs w:val="15"/>
@@ -924,7 +924,7 @@
                 <w:rFonts w:ascii="Arial" w:cs="Arial" w:eastAsia="Arial" w:hAnsi="Arial"/>
                 <w:b/>
                 <w:bCs/>
-                <w:color w:val="FF002B"/>
+                <w:color w:val="1B4FA0"/>
                 <w:spacing w:val="3"/>
                 <w:sz w:val="15"/>
                 <w:szCs w:val="15"/>
@@ -1005,7 +1005,7 @@
                 <w:rFonts w:ascii="Arial" w:cs="Arial" w:eastAsia="Arial" w:hAnsi="Arial"/>
                 <w:b/>
                 <w:bCs/>
-                <w:color w:val="FF002B"/>
+                <w:color w:val="1B4FA0"/>
                 <w:spacing w:val="3"/>
                 <w:sz w:val="15"/>
                 <w:szCs w:val="15"/>
@@ -1066,7 +1066,7 @@
                 <w:rFonts w:ascii="Arial" w:cs="Arial" w:eastAsia="Arial" w:hAnsi="Arial"/>
                 <w:b/>
                 <w:bCs/>
-                <w:color w:val="FF002B"/>
+                <w:color w:val="1B4FA0"/>
                 <w:spacing w:val="3"/>
                 <w:sz w:val="15"/>
                 <w:szCs w:val="15"/>
@@ -1106,7 +1106,7 @@
     <w:p>
       <w:pPr>
         <w:pBdr>
-          <w:bottom w:val="single" w:color="FF002B" w:sz="10" w:space="4"/>
+          <w:bottom w:val="single" w:color="1B4FA0" w:sz="10" w:space="4"/>
         </w:pBdr>
         <w:spacing w:after="120" w:before="200"/>
       </w:pPr>
@@ -1165,7 +1165,7 @@
           <w:rFonts w:ascii="Arial" w:cs="Arial" w:eastAsia="Arial" w:hAnsi="Arial"/>
           <w:b/>
           <w:bCs/>
-          <w:color w:val="FF002B"/>
+          <w:color w:val="1B4FA0"/>
           <w:spacing w:val="3"/>
           <w:sz w:val="15"/>
           <w:szCs w:val="15"/>
@@ -1224,7 +1224,7 @@
                 <w:rFonts w:ascii="Arial" w:cs="Arial" w:eastAsia="Arial" w:hAnsi="Arial"/>
                 <w:b/>
                 <w:bCs/>
-                <w:color w:val="FF002B"/>
+                <w:color w:val="1B4FA0"/>
                 <w:spacing w:val="3"/>
                 <w:sz w:val="15"/>
                 <w:szCs w:val="15"/>
@@ -1286,7 +1286,7 @@
                 <w:rFonts w:ascii="Arial" w:cs="Arial" w:eastAsia="Arial" w:hAnsi="Arial"/>
                 <w:b/>
                 <w:bCs/>
-                <w:color w:val="FF002B"/>
+                <w:color w:val="1B4FA0"/>
                 <w:spacing w:val="3"/>
                 <w:sz w:val="15"/>
                 <w:szCs w:val="15"/>
@@ -1335,7 +1335,7 @@
           <w:rFonts w:ascii="Arial" w:cs="Arial" w:eastAsia="Arial" w:hAnsi="Arial"/>
           <w:b/>
           <w:bCs/>
-          <w:color w:val="FF002B"/>
+          <w:color w:val="1B4FA0"/>
           <w:spacing w:val="3"/>
           <w:sz w:val="15"/>
           <w:szCs w:val="15"/>
@@ -1412,7 +1412,7 @@
           <w:rFonts w:ascii="Arial" w:cs="Arial" w:eastAsia="Arial" w:hAnsi="Arial"/>
           <w:b/>
           <w:bCs/>
-          <w:color w:val="FF002B"/>
+          <w:color w:val="1B4FA0"/>
           <w:spacing w:val="3"/>
           <w:sz w:val="15"/>
           <w:szCs w:val="15"/>
@@ -1471,7 +1471,7 @@
                 <w:rFonts w:ascii="Arial" w:cs="Arial" w:eastAsia="Arial" w:hAnsi="Arial"/>
                 <w:b/>
                 <w:bCs/>
-                <w:color w:val="FF002B"/>
+                <w:color w:val="1B4FA0"/>
                 <w:spacing w:val="3"/>
                 <w:sz w:val="15"/>
                 <w:szCs w:val="15"/>
@@ -1533,7 +1533,7 @@
                 <w:rFonts w:ascii="Arial" w:cs="Arial" w:eastAsia="Arial" w:hAnsi="Arial"/>
                 <w:b/>
                 <w:bCs/>
-                <w:color w:val="FF002B"/>
+                <w:color w:val="1B4FA0"/>
                 <w:spacing w:val="3"/>
                 <w:sz w:val="15"/>
                 <w:szCs w:val="15"/>
@@ -1582,7 +1582,7 @@
           <w:rFonts w:ascii="Arial" w:cs="Arial" w:eastAsia="Arial" w:hAnsi="Arial"/>
           <w:b/>
           <w:bCs/>
-          <w:color w:val="FF002B"/>
+          <w:color w:val="1B4FA0"/>
           <w:spacing w:val="3"/>
           <w:sz w:val="15"/>
           <w:szCs w:val="15"/>
@@ -1637,7 +1637,7 @@
     <w:p>
       <w:pPr>
         <w:pBdr>
-          <w:bottom w:val="single" w:color="FF002B" w:sz="10" w:space="4"/>
+          <w:bottom w:val="single" w:color="1B4FA0" w:sz="10" w:space="4"/>
         </w:pBdr>
         <w:spacing w:after="120" w:before="200"/>
       </w:pPr>
@@ -1665,7 +1665,7 @@
           <w:rFonts w:ascii="Arial" w:cs="Arial" w:eastAsia="Arial" w:hAnsi="Arial"/>
           <w:b/>
           <w:bCs/>
-          <w:color w:val="FF002B"/>
+          <w:color w:val="1B4FA0"/>
           <w:spacing w:val="3"/>
           <w:sz w:val="15"/>
           <w:szCs w:val="15"/>
@@ -1724,7 +1724,7 @@
                 <w:rFonts w:ascii="Arial" w:cs="Arial" w:eastAsia="Arial" w:hAnsi="Arial"/>
                 <w:b/>
                 <w:bCs/>
-                <w:color w:val="FF002B"/>
+                <w:color w:val="1B4FA0"/>
                 <w:spacing w:val="3"/>
                 <w:sz w:val="15"/>
                 <w:szCs w:val="15"/>
@@ -1786,7 +1786,7 @@
                 <w:rFonts w:ascii="Arial" w:cs="Arial" w:eastAsia="Arial" w:hAnsi="Arial"/>
                 <w:b/>
                 <w:bCs/>
-                <w:color w:val="FF002B"/>
+                <w:color w:val="1B4FA0"/>
                 <w:spacing w:val="3"/>
                 <w:sz w:val="15"/>
                 <w:szCs w:val="15"/>
@@ -1857,7 +1857,7 @@
     <w:p>
       <w:pPr>
         <w:pBdr>
-          <w:bottom w:val="single" w:color="FF002B" w:sz="10" w:space="4"/>
+          <w:bottom w:val="single" w:color="1B4FA0" w:sz="10" w:space="4"/>
         </w:pBdr>
         <w:spacing w:after="120" w:before="200"/>
       </w:pPr>
@@ -1885,7 +1885,7 @@
           <w:rFonts w:ascii="Arial" w:cs="Arial" w:eastAsia="Arial" w:hAnsi="Arial"/>
           <w:b/>
           <w:bCs/>
-          <w:color w:val="FF002B"/>
+          <w:color w:val="1B4FA0"/>
           <w:spacing w:val="3"/>
           <w:sz w:val="15"/>
           <w:szCs w:val="15"/>
@@ -1944,7 +1944,7 @@
                 <w:rFonts w:ascii="Arial" w:cs="Arial" w:eastAsia="Arial" w:hAnsi="Arial"/>
                 <w:b/>
                 <w:bCs/>
-                <w:color w:val="FF002B"/>
+                <w:color w:val="1B4FA0"/>
                 <w:spacing w:val="3"/>
                 <w:sz w:val="15"/>
                 <w:szCs w:val="15"/>
@@ -2006,7 +2006,7 @@
                 <w:rFonts w:ascii="Arial" w:cs="Arial" w:eastAsia="Arial" w:hAnsi="Arial"/>
                 <w:b/>
                 <w:bCs/>
-                <w:color w:val="FF002B"/>
+                <w:color w:val="1B4FA0"/>
                 <w:spacing w:val="3"/>
                 <w:sz w:val="15"/>
                 <w:szCs w:val="15"/>
@@ -2046,7 +2046,7 @@
     <w:p>
       <w:pPr>
         <w:pBdr>
-          <w:bottom w:val="single" w:color="FF002B" w:sz="10" w:space="4"/>
+          <w:bottom w:val="single" w:color="1B4FA0" w:sz="10" w:space="4"/>
         </w:pBdr>
         <w:spacing w:after="120" w:before="200"/>
       </w:pPr>
@@ -2074,7 +2074,7 @@
           <w:rFonts w:ascii="Arial" w:cs="Arial" w:eastAsia="Arial" w:hAnsi="Arial"/>
           <w:b/>
           <w:bCs/>
-          <w:color w:val="FF002B"/>
+          <w:color w:val="1B4FA0"/>
           <w:spacing w:val="3"/>
           <w:sz w:val="15"/>
           <w:szCs w:val="15"/>
@@ -2133,7 +2133,7 @@
                 <w:rFonts w:ascii="Arial" w:cs="Arial" w:eastAsia="Arial" w:hAnsi="Arial"/>
                 <w:b/>
                 <w:bCs/>
-                <w:color w:val="FF002B"/>
+                <w:color w:val="1B4FA0"/>
                 <w:spacing w:val="3"/>
                 <w:sz w:val="15"/>
                 <w:szCs w:val="15"/>
@@ -2195,7 +2195,7 @@
                 <w:rFonts w:ascii="Arial" w:cs="Arial" w:eastAsia="Arial" w:hAnsi="Arial"/>
                 <w:b/>
                 <w:bCs/>
-                <w:color w:val="FF002B"/>
+                <w:color w:val="1B4FA0"/>
                 <w:spacing w:val="3"/>
                 <w:sz w:val="15"/>
                 <w:szCs w:val="15"/>
@@ -2235,7 +2235,7 @@
     <w:p>
       <w:pPr>
         <w:pBdr>
-          <w:bottom w:val="single" w:color="FF002B" w:sz="10" w:space="4"/>
+          <w:bottom w:val="single" w:color="1B4FA0" w:sz="10" w:space="4"/>
         </w:pBdr>
         <w:spacing w:after="120" w:before="200"/>
       </w:pPr>
@@ -2295,7 +2295,7 @@
                 <w:rFonts w:ascii="Arial" w:cs="Arial" w:eastAsia="Arial" w:hAnsi="Arial"/>
                 <w:b/>
                 <w:bCs/>
-                <w:color w:val="FF002B"/>
+                <w:color w:val="1B4FA0"/>
                 <w:spacing w:val="3"/>
                 <w:sz w:val="15"/>
                 <w:szCs w:val="15"/>
@@ -2357,7 +2357,7 @@
                 <w:rFonts w:ascii="Arial" w:cs="Arial" w:eastAsia="Arial" w:hAnsi="Arial"/>
                 <w:b/>
                 <w:bCs/>
-                <w:color w:val="FF002B"/>
+                <w:color w:val="1B4FA0"/>
                 <w:spacing w:val="3"/>
                 <w:sz w:val="15"/>
                 <w:szCs w:val="15"/>
@@ -2387,7 +2387,7 @@
           <w:rFonts w:ascii="Arial" w:cs="Arial" w:eastAsia="Arial" w:hAnsi="Arial"/>
           <w:b/>
           <w:bCs/>
-          <w:color w:val="FF002B"/>
+          <w:color w:val="1B4FA0"/>
           <w:spacing w:val="3"/>
           <w:sz w:val="15"/>
           <w:szCs w:val="15"/>
@@ -2405,7 +2405,7 @@
     <w:p>
       <w:pPr>
         <w:pBdr>
-          <w:bottom w:val="single" w:color="FF002B" w:sz="10" w:space="4"/>
+          <w:bottom w:val="single" w:color="1B4FA0" w:sz="10" w:space="4"/>
         </w:pBdr>
         <w:spacing w:after="120" w:before="200"/>
       </w:pPr>
@@ -2465,7 +2465,7 @@
                 <w:rFonts w:ascii="Arial" w:cs="Arial" w:eastAsia="Arial" w:hAnsi="Arial"/>
                 <w:b/>
                 <w:bCs/>
-                <w:color w:val="FF002B"/>
+                <w:color w:val="1B4FA0"/>
                 <w:spacing w:val="3"/>
                 <w:sz w:val="15"/>
                 <w:szCs w:val="15"/>
@@ -2527,7 +2527,7 @@
                 <w:rFonts w:ascii="Arial" w:cs="Arial" w:eastAsia="Arial" w:hAnsi="Arial"/>
                 <w:b/>
                 <w:bCs/>
-                <w:color w:val="FF002B"/>
+                <w:color w:val="1B4FA0"/>
                 <w:spacing w:val="3"/>
                 <w:sz w:val="15"/>
                 <w:szCs w:val="15"/>
@@ -2557,7 +2557,7 @@
           <w:rFonts w:ascii="Arial" w:cs="Arial" w:eastAsia="Arial" w:hAnsi="Arial"/>
           <w:b/>
           <w:bCs/>
-          <w:color w:val="FF002B"/>
+          <w:color w:val="1B4FA0"/>
           <w:spacing w:val="3"/>
           <w:sz w:val="15"/>
           <w:szCs w:val="15"/>
@@ -2609,7 +2609,7 @@
     <w:p>
       <w:pPr>
         <w:pBdr>
-          <w:bottom w:val="single" w:color="FF002B" w:sz="10" w:space="4"/>
+          <w:bottom w:val="single" w:color="1B4FA0" w:sz="10" w:space="4"/>
         </w:pBdr>
         <w:spacing w:after="120" w:before="200"/>
       </w:pPr>
@@ -2637,7 +2637,7 @@
           <w:rFonts w:ascii="Arial" w:cs="Arial" w:eastAsia="Arial" w:hAnsi="Arial"/>
           <w:b/>
           <w:bCs/>
-          <w:color w:val="FF002B"/>
+          <w:color w:val="1B4FA0"/>
           <w:spacing w:val="3"/>
           <w:sz w:val="15"/>
           <w:szCs w:val="15"/>
@@ -2696,7 +2696,7 @@
                 <w:rFonts w:ascii="Arial" w:cs="Arial" w:eastAsia="Arial" w:hAnsi="Arial"/>
                 <w:b/>
                 <w:bCs/>
-                <w:color w:val="FF002B"/>
+                <w:color w:val="1B4FA0"/>
                 <w:spacing w:val="3"/>
                 <w:sz w:val="15"/>
                 <w:szCs w:val="15"/>
@@ -2758,7 +2758,7 @@
                 <w:rFonts w:ascii="Arial" w:cs="Arial" w:eastAsia="Arial" w:hAnsi="Arial"/>
                 <w:b/>
                 <w:bCs/>
-                <w:color w:val="FF002B"/>
+                <w:color w:val="1B4FA0"/>
                 <w:spacing w:val="3"/>
                 <w:sz w:val="15"/>
                 <w:szCs w:val="15"/>
@@ -2807,7 +2807,7 @@
           <w:rFonts w:ascii="Arial" w:cs="Arial" w:eastAsia="Arial" w:hAnsi="Arial"/>
           <w:b/>
           <w:bCs/>
-          <w:color w:val="FF002B"/>
+          <w:color w:val="1B4FA0"/>
           <w:spacing w:val="3"/>
           <w:sz w:val="15"/>
           <w:szCs w:val="15"/>
@@ -2825,7 +2825,7 @@
     <w:p>
       <w:pPr>
         <w:pBdr>
-          <w:bottom w:val="single" w:color="FF002B" w:sz="10" w:space="4"/>
+          <w:bottom w:val="single" w:color="1B4FA0" w:sz="10" w:space="4"/>
         </w:pBdr>
         <w:spacing w:after="120" w:before="200"/>
       </w:pPr>
@@ -2853,7 +2853,7 @@
           <w:rFonts w:ascii="Arial" w:cs="Arial" w:eastAsia="Arial" w:hAnsi="Arial"/>
           <w:b/>
           <w:bCs/>
-          <w:color w:val="FF002B"/>
+          <w:color w:val="1B4FA0"/>
           <w:spacing w:val="3"/>
           <w:sz w:val="15"/>
           <w:szCs w:val="15"/>
@@ -2912,7 +2912,7 @@
                 <w:rFonts w:ascii="Arial" w:cs="Arial" w:eastAsia="Arial" w:hAnsi="Arial"/>
                 <w:b/>
                 <w:bCs/>
-                <w:color w:val="FF002B"/>
+                <w:color w:val="1B4FA0"/>
                 <w:spacing w:val="3"/>
                 <w:sz w:val="15"/>
                 <w:szCs w:val="15"/>
@@ -2974,7 +2974,7 @@
                 <w:rFonts w:ascii="Arial" w:cs="Arial" w:eastAsia="Arial" w:hAnsi="Arial"/>
                 <w:b/>
                 <w:bCs/>
-                <w:color w:val="FF002B"/>
+                <w:color w:val="1B4FA0"/>
                 <w:spacing w:val="3"/>
                 <w:sz w:val="15"/>
                 <w:szCs w:val="15"/>
@@ -3023,7 +3023,7 @@
           <w:rFonts w:ascii="Arial" w:cs="Arial" w:eastAsia="Arial" w:hAnsi="Arial"/>
           <w:b/>
           <w:bCs/>
-          <w:color w:val="FF002B"/>
+          <w:color w:val="1B4FA0"/>
           <w:spacing w:val="3"/>
           <w:sz w:val="15"/>
           <w:szCs w:val="15"/>
@@ -3041,7 +3041,7 @@
     <w:p>
       <w:pPr>
         <w:pBdr>
-          <w:bottom w:val="single" w:color="FF002B" w:sz="10" w:space="4"/>
+          <w:bottom w:val="single" w:color="1B4FA0" w:sz="10" w:space="4"/>
         </w:pBdr>
         <w:spacing w:after="120" w:before="200"/>
       </w:pPr>
@@ -3069,7 +3069,7 @@
           <w:rFonts w:ascii="Arial" w:cs="Arial" w:eastAsia="Arial" w:hAnsi="Arial"/>
           <w:b/>
           <w:bCs/>
-          <w:color w:val="FF002B"/>
+          <w:color w:val="1B4FA0"/>
           <w:spacing w:val="3"/>
           <w:sz w:val="15"/>
           <w:szCs w:val="15"/>
@@ -3128,7 +3128,7 @@
                 <w:rFonts w:ascii="Arial" w:cs="Arial" w:eastAsia="Arial" w:hAnsi="Arial"/>
                 <w:b/>
                 <w:bCs/>
-                <w:color w:val="FF002B"/>
+                <w:color w:val="1B4FA0"/>
                 <w:spacing w:val="3"/>
                 <w:sz w:val="15"/>
                 <w:szCs w:val="15"/>
@@ -3190,7 +3190,7 @@
                 <w:rFonts w:ascii="Arial" w:cs="Arial" w:eastAsia="Arial" w:hAnsi="Arial"/>
                 <w:b/>
                 <w:bCs/>
-                <w:color w:val="FF002B"/>
+                <w:color w:val="1B4FA0"/>
                 <w:spacing w:val="3"/>
                 <w:sz w:val="15"/>
                 <w:szCs w:val="15"/>
@@ -3239,7 +3239,7 @@
           <w:rFonts w:ascii="Arial" w:cs="Arial" w:eastAsia="Arial" w:hAnsi="Arial"/>
           <w:b/>
           <w:bCs/>
-          <w:color w:val="FF002B"/>
+          <w:color w:val="1B4FA0"/>
           <w:spacing w:val="3"/>
           <w:sz w:val="15"/>
           <w:szCs w:val="15"/>
@@ -3257,7 +3257,7 @@
     <w:p>
       <w:pPr>
         <w:pBdr>
-          <w:bottom w:val="single" w:color="FF002B" w:sz="10" w:space="4"/>
+          <w:bottom w:val="single" w:color="1B4FA0" w:sz="10" w:space="4"/>
         </w:pBdr>
         <w:spacing w:after="120" w:before="200"/>
       </w:pPr>
@@ -3285,7 +3285,7 @@
           <w:rFonts w:ascii="Arial" w:cs="Arial" w:eastAsia="Arial" w:hAnsi="Arial"/>
           <w:b/>
           <w:bCs/>
-          <w:color w:val="FF002B"/>
+          <w:color w:val="1B4FA0"/>
           <w:spacing w:val="3"/>
           <w:sz w:val="15"/>
           <w:szCs w:val="15"/>
@@ -3344,7 +3344,7 @@
                 <w:rFonts w:ascii="Arial" w:cs="Arial" w:eastAsia="Arial" w:hAnsi="Arial"/>
                 <w:b/>
                 <w:bCs/>
-                <w:color w:val="FF002B"/>
+                <w:color w:val="1B4FA0"/>
                 <w:spacing w:val="3"/>
                 <w:sz w:val="15"/>
                 <w:szCs w:val="15"/>
@@ -3406,7 +3406,7 @@
                 <w:rFonts w:ascii="Arial" w:cs="Arial" w:eastAsia="Arial" w:hAnsi="Arial"/>
                 <w:b/>
                 <w:bCs/>
-                <w:color w:val="FF002B"/>
+                <w:color w:val="1B4FA0"/>
                 <w:spacing w:val="3"/>
                 <w:sz w:val="15"/>
                 <w:szCs w:val="15"/>
@@ -3455,7 +3455,7 @@
           <w:rFonts w:ascii="Arial" w:cs="Arial" w:eastAsia="Arial" w:hAnsi="Arial"/>
           <w:b/>
           <w:bCs/>
-          <w:color w:val="FF002B"/>
+          <w:color w:val="1B4FA0"/>
           <w:spacing w:val="3"/>
           <w:sz w:val="15"/>
           <w:szCs w:val="15"/>
@@ -3473,7 +3473,7 @@
     <w:p>
       <w:pPr>
         <w:pBdr>
-          <w:bottom w:val="single" w:color="FF002B" w:sz="10" w:space="4"/>
+          <w:bottom w:val="single" w:color="1B4FA0" w:sz="10" w:space="4"/>
         </w:pBdr>
         <w:spacing w:after="120" w:before="200"/>
       </w:pPr>
@@ -3501,7 +3501,7 @@
           <w:rFonts w:ascii="Arial" w:cs="Arial" w:eastAsia="Arial" w:hAnsi="Arial"/>
           <w:b/>
           <w:bCs/>
-          <w:color w:val="FF002B"/>
+          <w:color w:val="1B4FA0"/>
           <w:spacing w:val="3"/>
           <w:sz w:val="15"/>
           <w:szCs w:val="15"/>
@@ -3560,7 +3560,7 @@
                 <w:rFonts w:ascii="Arial" w:cs="Arial" w:eastAsia="Arial" w:hAnsi="Arial"/>
                 <w:b/>
                 <w:bCs/>
-                <w:color w:val="FF002B"/>
+                <w:color w:val="1B4FA0"/>
                 <w:spacing w:val="3"/>
                 <w:sz w:val="15"/>
                 <w:szCs w:val="15"/>
@@ -3622,7 +3622,7 @@
                 <w:rFonts w:ascii="Arial" w:cs="Arial" w:eastAsia="Arial" w:hAnsi="Arial"/>
                 <w:b/>
                 <w:bCs/>
-                <w:color w:val="FF002B"/>
+                <w:color w:val="1B4FA0"/>
                 <w:spacing w:val="3"/>
                 <w:sz w:val="15"/>
                 <w:szCs w:val="15"/>
@@ -3671,7 +3671,7 @@
           <w:rFonts w:ascii="Arial" w:cs="Arial" w:eastAsia="Arial" w:hAnsi="Arial"/>
           <w:b/>
           <w:bCs/>
-          <w:color w:val="FF002B"/>
+          <w:color w:val="1B4FA0"/>
           <w:spacing w:val="3"/>
           <w:sz w:val="15"/>
           <w:szCs w:val="15"/>
@@ -3689,7 +3689,7 @@
     <w:p>
       <w:pPr>
         <w:pBdr>
-          <w:bottom w:val="single" w:color="FF002B" w:sz="10" w:space="4"/>
+          <w:bottom w:val="single" w:color="1B4FA0" w:sz="10" w:space="4"/>
         </w:pBdr>
         <w:spacing w:after="120" w:before="200"/>
       </w:pPr>
@@ -3717,7 +3717,7 @@
           <w:rFonts w:ascii="Arial" w:cs="Arial" w:eastAsia="Arial" w:hAnsi="Arial"/>
           <w:b/>
           <w:bCs/>
-          <w:color w:val="FF002B"/>
+          <w:color w:val="1B4FA0"/>
           <w:spacing w:val="3"/>
           <w:sz w:val="15"/>
           <w:szCs w:val="15"/>
@@ -3776,7 +3776,7 @@
                 <w:rFonts w:ascii="Arial" w:cs="Arial" w:eastAsia="Arial" w:hAnsi="Arial"/>
                 <w:b/>
                 <w:bCs/>
-                <w:color w:val="FF002B"/>
+                <w:color w:val="1B4FA0"/>
                 <w:spacing w:val="3"/>
                 <w:sz w:val="15"/>
                 <w:szCs w:val="15"/>
@@ -3838,7 +3838,7 @@
                 <w:rFonts w:ascii="Arial" w:cs="Arial" w:eastAsia="Arial" w:hAnsi="Arial"/>
                 <w:b/>
                 <w:bCs/>
-                <w:color w:val="FF002B"/>
+                <w:color w:val="1B4FA0"/>
                 <w:spacing w:val="3"/>
                 <w:sz w:val="15"/>
                 <w:szCs w:val="15"/>
@@ -3887,7 +3887,7 @@
           <w:rFonts w:ascii="Arial" w:cs="Arial" w:eastAsia="Arial" w:hAnsi="Arial"/>
           <w:b/>
           <w:bCs/>
-          <w:color w:val="FF002B"/>
+          <w:color w:val="1B4FA0"/>
           <w:spacing w:val="3"/>
           <w:sz w:val="15"/>
           <w:szCs w:val="15"/>
@@ -3905,7 +3905,7 @@
     <w:p>
       <w:pPr>
         <w:pBdr>
-          <w:bottom w:val="single" w:color="FF002B" w:sz="10" w:space="4"/>
+          <w:bottom w:val="single" w:color="1B4FA0" w:sz="10" w:space="4"/>
         </w:pBdr>
         <w:spacing w:after="120" w:before="200"/>
       </w:pPr>
@@ -3933,7 +3933,7 @@
           <w:rFonts w:ascii="Arial" w:cs="Arial" w:eastAsia="Arial" w:hAnsi="Arial"/>
           <w:b/>
           <w:bCs/>
-          <w:color w:val="FF002B"/>
+          <w:color w:val="1B4FA0"/>
           <w:spacing w:val="3"/>
           <w:sz w:val="15"/>
           <w:szCs w:val="15"/>
@@ -3992,7 +3992,7 @@
                 <w:rFonts w:ascii="Arial" w:cs="Arial" w:eastAsia="Arial" w:hAnsi="Arial"/>
                 <w:b/>
                 <w:bCs/>
-                <w:color w:val="FF002B"/>
+                <w:color w:val="1B4FA0"/>
                 <w:spacing w:val="3"/>
                 <w:sz w:val="15"/>
                 <w:szCs w:val="15"/>
@@ -4054,7 +4054,7 @@
                 <w:rFonts w:ascii="Arial" w:cs="Arial" w:eastAsia="Arial" w:hAnsi="Arial"/>
                 <w:b/>
                 <w:bCs/>
-                <w:color w:val="FF002B"/>
+                <w:color w:val="1B4FA0"/>
                 <w:spacing w:val="3"/>
                 <w:sz w:val="15"/>
                 <w:szCs w:val="15"/>
@@ -4103,7 +4103,7 @@
           <w:rFonts w:ascii="Arial" w:cs="Arial" w:eastAsia="Arial" w:hAnsi="Arial"/>
           <w:b/>
           <w:bCs/>
-          <w:color w:val="FF002B"/>
+          <w:color w:val="1B4FA0"/>
           <w:spacing w:val="3"/>
           <w:sz w:val="15"/>
           <w:szCs w:val="15"/>
@@ -4121,7 +4121,7 @@
     <w:p>
       <w:pPr>
         <w:pBdr>
-          <w:bottom w:val="single" w:color="FF002B" w:sz="10" w:space="4"/>
+          <w:bottom w:val="single" w:color="1B4FA0" w:sz="10" w:space="4"/>
         </w:pBdr>
         <w:spacing w:after="120" w:before="200"/>
       </w:pPr>
@@ -4153,7 +4153,7 @@
       <w:r>
         <w:rPr>
           <w:rFonts w:ascii="Calibri" w:cs="Calibri" w:eastAsia="Calibri" w:hAnsi="Calibri"/>
-          <w:color w:val="FF002B"/>
+          <w:color w:val="1B4FA0"/>
           <w:sz w:val="20"/>
           <w:szCs w:val="20"/>
         </w:rPr>
@@ -4171,7 +4171,7 @@
       <w:r>
         <w:rPr>
           <w:rFonts w:ascii="Calibri" w:cs="Calibri" w:eastAsia="Calibri" w:hAnsi="Calibri"/>
-          <w:color w:val="FF002B"/>
+          <w:color w:val="1B4FA0"/>
           <w:sz w:val="20"/>
           <w:szCs w:val="20"/>
         </w:rPr>
@@ -4195,7 +4195,7 @@
     <w:p>
       <w:pPr>
         <w:pBdr>
-          <w:bottom w:val="single" w:color="FF002B" w:sz="10" w:space="4"/>
+          <w:bottom w:val="single" w:color="1B4FA0" w:sz="10" w:space="4"/>
         </w:pBdr>
         <w:spacing w:after="120" w:before="200"/>
       </w:pPr>
@@ -4245,7 +4245,7 @@
           <w:rFonts w:ascii="Arial" w:cs="Arial" w:eastAsia="Arial" w:hAnsi="Arial"/>
           <w:b/>
           <w:bCs/>
-          <w:color w:val="FF002B"/>
+          <w:color w:val="1B4FA0"/>
           <w:spacing w:val="3"/>
           <w:sz w:val="15"/>
           <w:szCs w:val="15"/>
@@ -4294,7 +4294,7 @@
           <w:rFonts w:ascii="Arial" w:cs="Arial" w:eastAsia="Arial" w:hAnsi="Arial"/>
           <w:b/>
           <w:bCs/>
-          <w:color w:val="FF002B"/>
+          <w:color w:val="1B4FA0"/>
           <w:spacing w:val="3"/>
           <w:sz w:val="15"/>
           <w:szCs w:val="15"/>
@@ -4343,7 +4343,7 @@
           <w:rFonts w:ascii="Arial" w:cs="Arial" w:eastAsia="Arial" w:hAnsi="Arial"/>
           <w:b/>
           <w:bCs/>
-          <w:color w:val="FF002B"/>
+          <w:color w:val="1B4FA0"/>
           <w:spacing w:val="3"/>
           <w:sz w:val="15"/>
           <w:szCs w:val="15"/>
@@ -4361,7 +4361,7 @@
     <w:p>
       <w:pPr>
         <w:pBdr>
-          <w:bottom w:val="single" w:color="FF002B" w:sz="10" w:space="4"/>
+          <w:bottom w:val="single" w:color="1B4FA0" w:sz="10" w:space="4"/>
         </w:pBdr>
         <w:spacing w:after="120" w:before="200"/>
       </w:pPr>
@@ -4489,7 +4489,7 @@
     <w:p>
       <w:pPr>
         <w:pBdr>
-          <w:bottom w:val="single" w:color="FF002B" w:sz="10" w:space="4"/>
+          <w:bottom w:val="single" w:color="1B4FA0" w:sz="10" w:space="4"/>
         </w:pBdr>
         <w:spacing w:after="120" w:before="200"/>
       </w:pPr>
@@ -4770,7 +4770,7 @@
   <w:p>
     <w:pPr>
       <w:pBdr>
-        <w:bottom w:val="single" w:color="FF002B" w:sz="16" w:space="8"/>
+        <w:bottom w:val="single" w:color="1B4FA0" w:sz="16" w:space="8"/>
       </w:pBdr>
       <w:tabs>
         <w:tab w:val="right" w:pos="9792"/>
@@ -4779,7 +4779,7 @@
     <w:r>
       <w:drawing>
         <wp:inline distT="0" distB="0" distL="0" distR="0">
-          <wp:extent cx="1428750" cy="285750"/>
+          <wp:extent cx="1047750" cy="809625"/>
           <wp:effectExtent t="0" r="0" b="0" l="0"/>
           <wp:docPr id="1" name="" descr="" title=""/>
           <wp:cNvGraphicFramePr>
@@ -4804,7 +4804,7 @@
                 <pic:spPr bwMode="auto">
                   <a:xfrm>
                     <a:off x="0" y="0"/>
-                    <a:ext cx="1428750" cy="285750"/>
+                    <a:ext cx="1047750" cy="809625"/>
                   </a:xfrm>
                   <a:prstGeom prst="rect">
                     <a:avLst/>

--- a/exports/cifso-certification-forms/valletta_site_trainer_candidate_qualifications.docx
+++ b/exports/cifso-certification-forms/valletta_site_trainer_candidate_qualifications.docx
@@ -4620,7 +4620,7 @@
       <w:footerReference w:type="default" r:id="rId9"/>
       <w:footerReference w:type="first" r:id="rId10"/>
       <w:pgSz w:w="12240" w:h="15840" w:orient="portrait"/>
-      <w:pgMar w:top="1224" w:right="1224" w:bottom="1224" w:left="1224" w:header="708" w:footer="708" w:gutter="0"/>
+      <w:pgMar w:top="1440" w:right="1440" w:bottom="1440" w:left="1440" w:header="504" w:footer="504" w:gutter="0"/>
       <w:pgNumType/>
       <w:titlePg/>
       <w:docGrid w:linePitch="360"/>
@@ -4773,13 +4773,13 @@
         <w:bottom w:val="single" w:color="1B4FA0" w:sz="16" w:space="8"/>
       </w:pBdr>
       <w:tabs>
-        <w:tab w:val="right" w:pos="9792"/>
+        <w:tab w:val="right" w:pos="9360"/>
       </w:tabs>
     </w:pPr>
     <w:r>
       <w:drawing>
         <wp:inline distT="0" distB="0" distL="0" distR="0">
-          <wp:extent cx="1047750" cy="809625"/>
+          <wp:extent cx="600075" cy="457200"/>
           <wp:effectExtent t="0" r="0" b="0" l="0"/>
           <wp:docPr id="1" name="" descr="" title=""/>
           <wp:cNvGraphicFramePr>
@@ -4804,7 +4804,7 @@
                 <pic:spPr bwMode="auto">
                   <a:xfrm>
                     <a:off x="0" y="0"/>
-                    <a:ext cx="1047750" cy="809625"/>
+                    <a:ext cx="600075" cy="457200"/>
                   </a:xfrm>
                   <a:prstGeom prst="rect">
                     <a:avLst/>
